--- a/基于STM32F103C8T6智能台灯项目调试日志.docx
+++ b/基于STM32F103C8T6智能台灯项目调试日志.docx
@@ -1290,8 +1290,8 @@
       <w:tblGrid>
         <w:gridCol w:w="1380"/>
         <w:gridCol w:w="1380"/>
-        <w:gridCol w:w="1380"/>
-        <w:gridCol w:w="1614"/>
+        <w:gridCol w:w="1175"/>
+        <w:gridCol w:w="1819"/>
         <w:gridCol w:w="1731"/>
         <w:gridCol w:w="795"/>
       </w:tblGrid>
@@ -1364,7 +1364,7 @@
         </w:tc>
         <w:tc>
           <w:tcPr>
-            <w:tcW w:w="1380" w:type="dxa"/>
+            <w:tcW w:w="1175" w:type="dxa"/>
             <w:tcMar>
               <w:top w:w="60" w:type="dxa"/>
               <w:left w:w="120" w:type="dxa"/>
@@ -1389,7 +1389,7 @@
         </w:tc>
         <w:tc>
           <w:tcPr>
-            <w:tcW w:w="1614" w:type="dxa"/>
+            <w:tcW w:w="1819" w:type="dxa"/>
             <w:tcMar>
               <w:top w:w="60" w:type="dxa"/>
               <w:left w:w="120" w:type="dxa"/>
@@ -1533,7 +1533,7 @@
         </w:tc>
         <w:tc>
           <w:tcPr>
-            <w:tcW w:w="1380" w:type="dxa"/>
+            <w:tcW w:w="1175" w:type="dxa"/>
             <w:tcMar>
               <w:top w:w="60" w:type="dxa"/>
               <w:left w:w="120" w:type="dxa"/>
@@ -1573,7 +1573,7 @@
         </w:tc>
         <w:tc>
           <w:tcPr>
-            <w:tcW w:w="1614" w:type="dxa"/>
+            <w:tcW w:w="1819" w:type="dxa"/>
             <w:tcMar>
               <w:top w:w="60" w:type="dxa"/>
               <w:left w:w="120" w:type="dxa"/>
@@ -1601,7 +1601,7 @@
                           </pic:cNvPicPr>
                         </pic:nvPicPr>
                         <pic:blipFill>
-                          <a:blip r:embed="rId6"/>
+                          <a:blip r:embed="rId4"/>
                           <a:stretch>
                             <a:fillRect/>
                           </a:stretch>
@@ -1763,7 +1763,7 @@
         </w:tc>
         <w:tc>
           <w:tcPr>
-            <w:tcW w:w="1380" w:type="dxa"/>
+            <w:tcW w:w="1175" w:type="dxa"/>
             <w:tcMar>
               <w:top w:w="60" w:type="dxa"/>
               <w:left w:w="120" w:type="dxa"/>
@@ -1803,7 +1803,7 @@
         </w:tc>
         <w:tc>
           <w:tcPr>
-            <w:tcW w:w="1614" w:type="dxa"/>
+            <w:tcW w:w="1819" w:type="dxa"/>
             <w:tcMar>
               <w:top w:w="60" w:type="dxa"/>
               <w:left w:w="120" w:type="dxa"/>
@@ -1831,7 +1831,7 @@
                           </pic:cNvPicPr>
                         </pic:nvPicPr>
                         <pic:blipFill>
-                          <a:blip r:embed="rId7"/>
+                          <a:blip r:embed="rId5"/>
                           <a:stretch>
                             <a:fillRect/>
                           </a:stretch>
@@ -1896,7 +1896,7 @@
                           </pic:cNvPicPr>
                         </pic:nvPicPr>
                         <pic:blipFill>
-                          <a:blip r:embed="rId8"/>
+                          <a:blip r:embed="rId6"/>
                           <a:stretch>
                             <a:fillRect/>
                           </a:stretch>
@@ -1968,7 +1968,7 @@
                           </pic:cNvPicPr>
                         </pic:nvPicPr>
                         <pic:blipFill>
-                          <a:blip r:embed="rId9"/>
+                          <a:blip r:embed="rId7"/>
                           <a:stretch>
                             <a:fillRect/>
                           </a:stretch>
@@ -2015,6 +2015,7 @@
           <w:p>
             <w:pPr>
               <w:numPr>
+                <w:ilvl w:val="0"/>
                 <w:numId w:val="0"/>
               </w:numPr>
               <w:rPr>
@@ -2060,7 +2061,7 @@
                           </pic:cNvPicPr>
                         </pic:nvPicPr>
                         <pic:blipFill>
-                          <a:blip r:embed="rId10"/>
+                          <a:blip r:embed="rId8"/>
                           <a:stretch>
                             <a:fillRect/>
                           </a:stretch>
@@ -2195,7 +2196,7 @@
                           </pic:cNvPicPr>
                         </pic:nvPicPr>
                         <pic:blipFill>
-                          <a:blip r:embed="rId11"/>
+                          <a:blip r:embed="rId9"/>
                           <a:stretch>
                             <a:fillRect/>
                           </a:stretch>
@@ -2223,6 +2224,7 @@
           <w:p>
             <w:pPr>
               <w:numPr>
+                <w:ilvl w:val="0"/>
                 <w:numId w:val="0"/>
               </w:numPr>
               <w:rPr>
@@ -2241,6 +2243,7 @@
           <w:p>
             <w:pPr>
               <w:numPr>
+                <w:ilvl w:val="0"/>
                 <w:numId w:val="0"/>
               </w:numPr>
               <w:rPr>
@@ -2259,6 +2262,7 @@
           <w:p>
             <w:pPr>
               <w:numPr>
+                <w:ilvl w:val="0"/>
                 <w:numId w:val="0"/>
               </w:numPr>
               <w:rPr>
@@ -2284,6 +2288,7 @@
           <w:p>
             <w:pPr>
               <w:numPr>
+                <w:ilvl w:val="0"/>
                 <w:numId w:val="0"/>
               </w:numPr>
               <w:rPr>
@@ -2309,6 +2314,7 @@
           <w:p>
             <w:pPr>
               <w:numPr>
+                <w:ilvl w:val="0"/>
                 <w:numId w:val="0"/>
               </w:numPr>
               <w:rPr>
@@ -2335,6 +2341,7 @@
           <w:p>
             <w:pPr>
               <w:numPr>
+                <w:ilvl w:val="0"/>
                 <w:numId w:val="0"/>
               </w:numPr>
               <w:rPr>
@@ -2422,7 +2429,7 @@
         </w:tc>
         <w:tc>
           <w:tcPr>
-            <w:tcW w:w="1380" w:type="dxa"/>
+            <w:tcW w:w="1175" w:type="dxa"/>
             <w:tcMar>
               <w:top w:w="60" w:type="dxa"/>
               <w:left w:w="120" w:type="dxa"/>
@@ -2447,7 +2454,7 @@
         </w:tc>
         <w:tc>
           <w:tcPr>
-            <w:tcW w:w="1614" w:type="dxa"/>
+            <w:tcW w:w="1819" w:type="dxa"/>
             <w:tcMar>
               <w:top w:w="60" w:type="dxa"/>
               <w:left w:w="120" w:type="dxa"/>
@@ -2538,7 +2545,7 @@
         </w:tc>
         <w:tc>
           <w:tcPr>
-            <w:tcW w:w="1380" w:type="dxa"/>
+            <w:tcW w:w="1175" w:type="dxa"/>
             <w:tcMar>
               <w:top w:w="60" w:type="dxa"/>
               <w:left w:w="120" w:type="dxa"/>
@@ -2578,7 +2585,7 @@
         </w:tc>
         <w:tc>
           <w:tcPr>
-            <w:tcW w:w="1614" w:type="dxa"/>
+            <w:tcW w:w="1819" w:type="dxa"/>
             <w:tcMar>
               <w:top w:w="60" w:type="dxa"/>
               <w:left w:w="120" w:type="dxa"/>
@@ -2606,7 +2613,7 @@
                           </pic:cNvPicPr>
                         </pic:nvPicPr>
                         <pic:blipFill>
-                          <a:blip r:embed="rId12"/>
+                          <a:blip r:embed="rId10"/>
                           <a:stretch>
                             <a:fillRect/>
                           </a:stretch>
@@ -2808,7 +2815,7 @@
         </w:tc>
         <w:tc>
           <w:tcPr>
-            <w:tcW w:w="1380" w:type="dxa"/>
+            <w:tcW w:w="1175" w:type="dxa"/>
             <w:tcMar>
               <w:top w:w="60" w:type="dxa"/>
               <w:left w:w="120" w:type="dxa"/>
@@ -2833,7 +2840,7 @@
         </w:tc>
         <w:tc>
           <w:tcPr>
-            <w:tcW w:w="1614" w:type="dxa"/>
+            <w:tcW w:w="1819" w:type="dxa"/>
             <w:tcMar>
               <w:top w:w="60" w:type="dxa"/>
               <w:left w:w="120" w:type="dxa"/>
@@ -2938,7 +2945,7 @@
         </w:tc>
         <w:tc>
           <w:tcPr>
-            <w:tcW w:w="1380" w:type="dxa"/>
+            <w:tcW w:w="1175" w:type="dxa"/>
             <w:tcMar>
               <w:top w:w="60" w:type="dxa"/>
               <w:left w:w="120" w:type="dxa"/>
@@ -2971,7 +2978,7 @@
         </w:tc>
         <w:tc>
           <w:tcPr>
-            <w:tcW w:w="1614" w:type="dxa"/>
+            <w:tcW w:w="1819" w:type="dxa"/>
             <w:tcMar>
               <w:top w:w="60" w:type="dxa"/>
               <w:left w:w="120" w:type="dxa"/>
@@ -3062,7 +3069,7 @@
         </w:tc>
         <w:tc>
           <w:tcPr>
-            <w:tcW w:w="1380" w:type="dxa"/>
+            <w:tcW w:w="1175" w:type="dxa"/>
             <w:tcMar>
               <w:top w:w="60" w:type="dxa"/>
               <w:left w:w="120" w:type="dxa"/>
@@ -3087,7 +3094,7 @@
         </w:tc>
         <w:tc>
           <w:tcPr>
-            <w:tcW w:w="1614" w:type="dxa"/>
+            <w:tcW w:w="1819" w:type="dxa"/>
             <w:tcMar>
               <w:top w:w="60" w:type="dxa"/>
               <w:left w:w="120" w:type="dxa"/>
@@ -3149,7 +3156,21 @@
               <w:right w:w="120" w:type="dxa"/>
             </w:tcMar>
           </w:tcPr>
-          <w:p/>
+          <w:p>
+            <w:pPr>
+              <w:rPr>
+                <w:rFonts w:hint="default" w:eastAsiaTheme="minorEastAsia"/>
+                <w:lang w:val="en-US" w:eastAsia="zh-CN"/>
+              </w:rPr>
+            </w:pPr>
+            <w:r>
+              <w:rPr>
+                <w:rFonts w:hint="eastAsia"/>
+                <w:lang w:val="en-US" w:eastAsia="zh-CN"/>
+              </w:rPr>
+              <w:t>2026.4.26</w:t>
+            </w:r>
+          </w:p>
         </w:tc>
         <w:tc>
           <w:tcPr>
@@ -3178,7 +3199,7 @@
         </w:tc>
         <w:tc>
           <w:tcPr>
-            <w:tcW w:w="1380" w:type="dxa"/>
+            <w:tcW w:w="1175" w:type="dxa"/>
             <w:tcMar>
               <w:top w:w="60" w:type="dxa"/>
               <w:left w:w="120" w:type="dxa"/>
@@ -3194,24 +3215,227 @@
             </w:pPr>
             <w:r>
               <w:rPr>
+                <w:rFonts w:hint="eastAsia" w:ascii="Arial" w:hAnsi="Arial" w:eastAsia="等线" w:cs="Arial"/>
+                <w:sz w:val="22"/>
+                <w:lang w:eastAsia="zh-CN"/>
+              </w:rPr>
+              <w:t>□</w:t>
+            </w:r>
+            <w:r>
+              <w:rPr>
                 <w:rFonts w:ascii="Arial" w:hAnsi="Arial" w:eastAsia="等线" w:cs="Arial"/>
                 <w:sz w:val="22"/>
               </w:rPr>
-              <w:t>□正常 □异常</w:t>
-            </w:r>
-          </w:p>
-        </w:tc>
-        <w:tc>
-          <w:tcPr>
-            <w:tcW w:w="1614" w:type="dxa"/>
-            <w:tcMar>
-              <w:top w:w="60" w:type="dxa"/>
-              <w:left w:w="120" w:type="dxa"/>
-              <w:bottom w:w="30" w:type="dxa"/>
-              <w:right w:w="120" w:type="dxa"/>
-            </w:tcMar>
-          </w:tcPr>
-          <w:p/>
+              <w:t xml:space="preserve">正常 </w:t>
+            </w:r>
+            <w:r>
+              <w:rPr>
+                <w:rFonts w:hint="eastAsia" w:ascii="Arial" w:hAnsi="Arial" w:eastAsia="等线" w:cs="Arial"/>
+                <w:sz w:val="22"/>
+                <w:lang w:eastAsia="zh-CN"/>
+              </w:rPr>
+              <w:t>☑</w:t>
+            </w:r>
+            <w:r>
+              <w:rPr>
+                <w:rFonts w:ascii="Arial" w:hAnsi="Arial" w:eastAsia="等线" w:cs="Arial"/>
+                <w:sz w:val="22"/>
+              </w:rPr>
+              <w:t>异常</w:t>
+            </w:r>
+          </w:p>
+        </w:tc>
+        <w:tc>
+          <w:tcPr>
+            <w:tcW w:w="1819" w:type="dxa"/>
+            <w:tcMar>
+              <w:top w:w="60" w:type="dxa"/>
+              <w:left w:w="120" w:type="dxa"/>
+              <w:bottom w:w="30" w:type="dxa"/>
+              <w:right w:w="120" w:type="dxa"/>
+            </w:tcMar>
+          </w:tcPr>
+          <w:p>
+            <w:pPr>
+              <w:numPr>
+                <w:ilvl w:val="0"/>
+                <w:numId w:val="7"/>
+              </w:numPr>
+              <w:rPr>
+                <w:rFonts w:hint="eastAsia"/>
+                <w:lang w:val="en-US" w:eastAsia="zh-CN"/>
+              </w:rPr>
+            </w:pPr>
+            <w:r>
+              <w:rPr>
+                <w:rFonts w:hint="eastAsia"/>
+                <w:lang w:val="en-US" w:eastAsia="zh-CN"/>
+              </w:rPr>
+              <w:t>渐变过程生硬，效果差，且使用了HAL延时，会造成阻塞导致呼吸灯后面的函数无法进入</w:t>
+            </w:r>
+          </w:p>
+          <w:p>
+            <w:pPr>
+              <w:numPr>
+                <w:ilvl w:val="0"/>
+                <w:numId w:val="7"/>
+              </w:numPr>
+              <w:rPr>
+                <w:rFonts w:hint="default"/>
+                <w:lang w:val="en-US" w:eastAsia="zh-CN"/>
+              </w:rPr>
+            </w:pPr>
+            <w:r>
+              <w:drawing>
+                <wp:inline distT="0" distB="0" distL="114300" distR="114300">
+                  <wp:extent cx="862965" cy="476885"/>
+                  <wp:effectExtent l="0" t="0" r="3810" b="8890"/>
+                  <wp:docPr id="8" name="图片 1"/>
+                  <wp:cNvGraphicFramePr>
+                    <a:graphicFrameLocks xmlns:a="http://schemas.openxmlformats.org/drawingml/2006/main" noChangeAspect="1"/>
+                  </wp:cNvGraphicFramePr>
+                  <a:graphic xmlns:a="http://schemas.openxmlformats.org/drawingml/2006/main">
+                    <a:graphicData uri="http://schemas.openxmlformats.org/drawingml/2006/picture">
+                      <pic:pic xmlns:pic="http://schemas.openxmlformats.org/drawingml/2006/picture">
+                        <pic:nvPicPr>
+                          <pic:cNvPr id="8" name="图片 1"/>
+                          <pic:cNvPicPr>
+                            <a:picLocks noChangeAspect="1"/>
+                          </pic:cNvPicPr>
+                        </pic:nvPicPr>
+                        <pic:blipFill>
+                          <a:blip r:embed="rId11"/>
+                          <a:stretch>
+                            <a:fillRect/>
+                          </a:stretch>
+                        </pic:blipFill>
+                        <pic:spPr>
+                          <a:xfrm>
+                            <a:off x="0" y="0"/>
+                            <a:ext cx="862965" cy="476885"/>
+                          </a:xfrm>
+                          <a:prstGeom prst="rect">
+                            <a:avLst/>
+                          </a:prstGeom>
+                          <a:noFill/>
+                          <a:ln>
+                            <a:noFill/>
+                          </a:ln>
+                        </pic:spPr>
+                      </pic:pic>
+                    </a:graphicData>
+                  </a:graphic>
+                </wp:inline>
+              </w:drawing>
+            </w:r>
+          </w:p>
+          <w:p>
+            <w:pPr>
+              <w:numPr>
+                <w:numId w:val="0"/>
+              </w:numPr>
+              <w:rPr>
+                <w:rFonts w:hint="eastAsia"/>
+                <w:lang w:val="en-US" w:eastAsia="zh-CN"/>
+              </w:rPr>
+            </w:pPr>
+            <w:r>
+              <w:rPr>
+                <w:rFonts w:hint="eastAsia"/>
+                <w:lang w:val="en-US" w:eastAsia="zh-CN"/>
+              </w:rPr>
+              <w:t>尝试加入for循环循环改变呼吸灯渐变颜色，</w:t>
+            </w:r>
+            <w:r>
+              <w:rPr>
+                <w:rFonts w:hint="eastAsia"/>
+                <w:lang w:val="en-US" w:eastAsia="zh-CN"/>
+              </w:rPr>
+              <w:drawing>
+                <wp:inline distT="0" distB="0" distL="114300" distR="114300">
+                  <wp:extent cx="868045" cy="1158240"/>
+                  <wp:effectExtent l="0" t="0" r="8255" b="3810"/>
+                  <wp:docPr id="9" name="图片 9" descr="9a405c1e705336e76b0624b9681329b6"/>
+                  <wp:cNvGraphicFramePr>
+                    <a:graphicFrameLocks xmlns:a="http://schemas.openxmlformats.org/drawingml/2006/main" noChangeAspect="1"/>
+                  </wp:cNvGraphicFramePr>
+                  <a:graphic xmlns:a="http://schemas.openxmlformats.org/drawingml/2006/main">
+                    <a:graphicData uri="http://schemas.openxmlformats.org/drawingml/2006/picture">
+                      <pic:pic xmlns:pic="http://schemas.openxmlformats.org/drawingml/2006/picture">
+                        <pic:nvPicPr>
+                          <pic:cNvPr id="9" name="图片 9" descr="9a405c1e705336e76b0624b9681329b6"/>
+                          <pic:cNvPicPr>
+                            <a:picLocks noChangeAspect="1"/>
+                          </pic:cNvPicPr>
+                        </pic:nvPicPr>
+                        <pic:blipFill>
+                          <a:blip r:embed="rId12"/>
+                          <a:stretch>
+                            <a:fillRect/>
+                          </a:stretch>
+                        </pic:blipFill>
+                        <pic:spPr>
+                          <a:xfrm>
+                            <a:off x="0" y="0"/>
+                            <a:ext cx="868045" cy="1158240"/>
+                          </a:xfrm>
+                          <a:prstGeom prst="rect">
+                            <a:avLst/>
+                          </a:prstGeom>
+                        </pic:spPr>
+                      </pic:pic>
+                    </a:graphicData>
+                  </a:graphic>
+                </wp:inline>
+              </w:drawing>
+            </w:r>
+            <w:r>
+              <w:rPr>
+                <w:rFonts w:hint="eastAsia"/>
+                <w:lang w:val="en-US" w:eastAsia="zh-CN"/>
+              </w:rPr>
+              <w:t>这个报错  initializer element is not a compile-time constant ，意思是：你用非编译期常量，去初始化了一个全局/静态的  const  数组，C语言不允许这样做。</w:t>
+            </w:r>
+          </w:p>
+          <w:p>
+            <w:pPr>
+              <w:numPr>
+                <w:numId w:val="0"/>
+              </w:numPr>
+              <w:rPr>
+                <w:rFonts w:hint="default"/>
+                <w:color w:val="FF0000"/>
+                <w:lang w:val="en-US" w:eastAsia="zh-CN"/>
+              </w:rPr>
+            </w:pPr>
+            <w:r>
+              <w:rPr>
+                <w:rFonts w:hint="eastAsia"/>
+                <w:color w:val="FF0000"/>
+                <w:lang w:val="en-US" w:eastAsia="zh-CN"/>
+              </w:rPr>
+              <w:t>解决方法：</w:t>
+            </w:r>
+          </w:p>
+          <w:p>
+            <w:pPr>
+              <w:numPr>
+                <w:numId w:val="0"/>
+              </w:numPr>
+              <w:rPr>
+                <w:rFonts w:hint="default"/>
+                <w:lang w:val="en-US" w:eastAsia="zh-CN"/>
+              </w:rPr>
+            </w:pPr>
+            <w:r>
+              <w:rPr>
+                <w:rFonts w:hint="default"/>
+                <w:color w:val="FF0000"/>
+                <w:lang w:val="en-US" w:eastAsia="zh-CN"/>
+              </w:rPr>
+              <w:t>把数组放到函数内部（局部变量）把  breathe_color  移到  main  或者  show_281B_linght  这类函数里，作为局部变量初始化</w:t>
+            </w:r>
+          </w:p>
         </w:tc>
         <w:tc>
           <w:tcPr>
@@ -3223,7 +3447,172 @@
               <w:right w:w="120" w:type="dxa"/>
             </w:tcMar>
           </w:tcPr>
-          <w:p/>
+          <w:p>
+            <w:pPr>
+              <w:rPr>
+                <w:rFonts w:hint="eastAsia"/>
+                <w:lang w:val="en-US" w:eastAsia="zh-CN"/>
+              </w:rPr>
+            </w:pPr>
+            <w:r>
+              <w:rPr>
+                <w:rFonts w:hint="eastAsia"/>
+                <w:lang w:val="en-US" w:eastAsia="zh-CN"/>
+              </w:rPr>
+              <w:t>1、查询资料得知，核心原因：线性呼吸公式的缺陷，现在用的是线性亮度公式：</w:t>
+            </w:r>
+          </w:p>
+          <w:p>
+            <w:pPr>
+              <w:rPr>
+                <w:rFonts w:hint="eastAsia"/>
+                <w:lang w:val="en-US" w:eastAsia="zh-CN"/>
+              </w:rPr>
+            </w:pPr>
+            <w:r>
+              <w:rPr>
+                <w:rFonts w:hint="eastAsia"/>
+                <w:lang w:val="en-US" w:eastAsia="zh-CN"/>
+              </w:rPr>
+              <w:t> temp.R = (color.R * i) / 255; </w:t>
+            </w:r>
+          </w:p>
+          <w:p>
+            <w:pPr>
+              <w:rPr>
+                <w:rFonts w:hint="eastAsia"/>
+                <w:lang w:val="en-US" w:eastAsia="zh-CN"/>
+              </w:rPr>
+            </w:pPr>
+            <w:r>
+              <w:rPr>
+                <w:rFonts w:hint="eastAsia"/>
+                <w:lang w:val="en-US" w:eastAsia="zh-CN"/>
+              </w:rPr>
+              <w:t>它的问题是：</w:t>
+            </w:r>
+          </w:p>
+          <w:p>
+            <w:pPr>
+              <w:rPr>
+                <w:rFonts w:hint="eastAsia"/>
+                <w:lang w:val="en-US" w:eastAsia="zh-CN"/>
+              </w:rPr>
+            </w:pPr>
+            <w:r>
+              <w:rPr>
+                <w:rFonts w:hint="eastAsia"/>
+                <w:lang w:val="en-US" w:eastAsia="zh-CN"/>
+              </w:rPr>
+              <w:t xml:space="preserve"> 人眼对亮度的感知不是线性的，而是对数关系。</w:t>
+            </w:r>
+          </w:p>
+          <w:p>
+            <w:pPr>
+              <w:rPr>
+                <w:rFonts w:hint="eastAsia"/>
+                <w:lang w:val="en-US" w:eastAsia="zh-CN"/>
+              </w:rPr>
+            </w:pPr>
+            <w:r>
+              <w:rPr>
+                <w:rFonts w:hint="eastAsia"/>
+                <w:lang w:val="en-US" w:eastAsia="zh-CN"/>
+              </w:rPr>
+              <w:t>线性变化在低亮度（i很小时）变化很慢，几乎看不出亮；到高亮度又突然变亮，导致呼吸“不柔和”，看起来很生硬。</w:t>
+            </w:r>
+          </w:p>
+          <w:p>
+            <w:pPr>
+              <w:rPr>
+                <w:rFonts w:hint="eastAsia"/>
+                <w:lang w:val="en-US" w:eastAsia="zh-CN"/>
+              </w:rPr>
+            </w:pPr>
+            <w:r>
+              <w:rPr>
+                <w:rFonts w:hint="eastAsia"/>
+                <w:lang w:val="en-US" w:eastAsia="zh-CN"/>
+              </w:rPr>
+              <w:t>再加上把最大亮度限制在180，曲线更陡，呼吸的过渡感就更差了。</w:t>
+            </w:r>
+          </w:p>
+          <w:p>
+            <w:pPr>
+              <w:rPr>
+                <w:rFonts w:hint="eastAsia"/>
+                <w:lang w:val="en-US" w:eastAsia="zh-CN"/>
+              </w:rPr>
+            </w:pPr>
+            <w:r>
+              <w:rPr>
+                <w:rFonts w:hint="eastAsia"/>
+                <w:lang w:val="en-US" w:eastAsia="zh-CN"/>
+              </w:rPr>
+              <w:t>解决方案：伽马校正，不建议用公式计算，最终解决方案是计算好0～180的伽马值，给出伽马表索引使用，且加入ws2812的渐变步进亮度和方向的函数在TIM4中与按键扫描函数一起使用</w:t>
+            </w:r>
+          </w:p>
+          <w:p>
+            <w:pPr>
+              <w:rPr>
+                <w:rFonts w:hint="eastAsia"/>
+                <w:lang w:val="en-US" w:eastAsia="zh-CN"/>
+              </w:rPr>
+            </w:pPr>
+          </w:p>
+          <w:p>
+            <w:pPr>
+              <w:rPr>
+                <w:rFonts w:hint="eastAsia"/>
+                <w:lang w:val="en-US" w:eastAsia="zh-CN"/>
+              </w:rPr>
+            </w:pPr>
+            <w:r>
+              <w:rPr>
+                <w:rFonts w:hint="eastAsia"/>
+                <w:lang w:val="en-US" w:eastAsia="zh-CN"/>
+              </w:rPr>
+              <w:t>2、在app_ws2812b.c定义颜色数组增加全局变量记录颜色索引和呼吸周期状态，修改ws2812_dir_step()，检测呼吸方向反转并切换颜色，当 i 上升到 MAX_BRIGHT，方向变为 -1（开始变暗），此时置位 breath_cycle_flag = 1，表示“已经到达最亮，等待回到最暗”。</w:t>
+            </w:r>
+          </w:p>
+          <w:p>
+            <w:pPr>
+              <w:rPr>
+                <w:rFonts w:hint="eastAsia"/>
+                <w:lang w:val="en-US" w:eastAsia="zh-CN"/>
+              </w:rPr>
+            </w:pPr>
+            <w:r>
+              <w:rPr>
+                <w:rFonts w:hint="eastAsia"/>
+                <w:lang w:val="en-US" w:eastAsia="zh-CN"/>
+              </w:rPr>
+              <w:t>· 当 i 下降到 0，方向变为 +1（开始变亮），如果之前 breath_cycle_flag 为 1，说明刚完成“亮→暗”整个过程，于是切换到下一种颜色，并把标志清零。</w:t>
+            </w:r>
+          </w:p>
+          <w:p>
+            <w:pPr>
+              <w:rPr>
+                <w:rFonts w:hint="eastAsia"/>
+                <w:lang w:val="en-US" w:eastAsia="zh-CN"/>
+              </w:rPr>
+            </w:pPr>
+          </w:p>
+          <w:p>
+            <w:pPr>
+              <w:rPr>
+                <w:rFonts w:hint="default"/>
+                <w:lang w:val="en-US" w:eastAsia="zh-CN"/>
+              </w:rPr>
+            </w:pPr>
+            <w:r>
+              <w:rPr>
+                <w:rFonts w:hint="eastAsia"/>
+                <w:lang w:val="en-US" w:eastAsia="zh-CN"/>
+              </w:rPr>
+              <w:t>这样每次呼吸灯从最暗到最亮再回到最暗，就自动换一种颜色。</w:t>
+            </w:r>
+          </w:p>
         </w:tc>
         <w:tc>
           <w:tcPr>
@@ -3235,7 +3624,69 @@
               <w:right w:w="120" w:type="dxa"/>
             </w:tcMar>
           </w:tcPr>
-          <w:p/>
+          <w:p>
+            <w:pPr>
+              <w:rPr>
+                <w:rFonts w:hint="eastAsia"/>
+                <w:lang w:val="en-US" w:eastAsia="zh-CN"/>
+              </w:rPr>
+            </w:pPr>
+            <w:r>
+              <w:rPr>
+                <w:rFonts w:hint="eastAsia"/>
+                <w:lang w:val="en-US" w:eastAsia="zh-CN"/>
+              </w:rPr>
+              <w:t>1、呼吸效果大幅提升，视觉效果好，且由于把呼吸效果改为非阻塞式，主循环中后面的代码正常跑不受影响</w:t>
+            </w:r>
+          </w:p>
+          <w:p>
+            <w:pPr>
+              <w:rPr>
+                <w:rFonts w:hint="eastAsia"/>
+                <w:lang w:val="en-US" w:eastAsia="zh-CN"/>
+              </w:rPr>
+            </w:pPr>
+          </w:p>
+          <w:p>
+            <w:pPr>
+              <w:rPr>
+                <w:rFonts w:hint="eastAsia"/>
+                <w:lang w:val="en-US" w:eastAsia="zh-CN"/>
+              </w:rPr>
+            </w:pPr>
+            <w:r>
+              <w:rPr>
+                <w:rFonts w:hint="eastAsia"/>
+                <w:lang w:val="en-US" w:eastAsia="zh-CN"/>
+              </w:rPr>
+              <w:t>缺点：只有一种颜色呼吸效果没有循环多种颜色</w:t>
+            </w:r>
+          </w:p>
+          <w:p>
+            <w:pPr>
+              <w:rPr>
+                <w:rFonts w:hint="eastAsia"/>
+                <w:lang w:val="en-US" w:eastAsia="zh-CN"/>
+              </w:rPr>
+            </w:pPr>
+          </w:p>
+          <w:p>
+            <w:pPr>
+              <w:rPr>
+                <w:rFonts w:hint="default"/>
+                <w:lang w:val="en-US" w:eastAsia="zh-CN"/>
+              </w:rPr>
+            </w:pPr>
+            <w:r>
+              <w:rPr>
+                <w:rFonts w:hint="eastAsia"/>
+                <w:lang w:val="en-US" w:eastAsia="zh-CN"/>
+              </w:rPr>
+              <w:t>2、实现七种颜色呼吸灯交替变化</w:t>
+            </w:r>
+            <w:bookmarkStart w:id="11" w:name="_GoBack"/>
+            <w:bookmarkEnd w:id="11"/>
+          </w:p>
         </w:tc>
       </w:tr>
       <w:tr>
@@ -3294,7 +3745,7 @@
         </w:tc>
         <w:tc>
           <w:tcPr>
-            <w:tcW w:w="1380" w:type="dxa"/>
+            <w:tcW w:w="1175" w:type="dxa"/>
             <w:tcMar>
               <w:top w:w="60" w:type="dxa"/>
               <w:left w:w="120" w:type="dxa"/>
@@ -3319,7 +3770,7 @@
         </w:tc>
         <w:tc>
           <w:tcPr>
-            <w:tcW w:w="1614" w:type="dxa"/>
+            <w:tcW w:w="1819" w:type="dxa"/>
             <w:tcMar>
               <w:top w:w="60" w:type="dxa"/>
               <w:left w:w="120" w:type="dxa"/>
@@ -3410,7 +3861,7 @@
         </w:tc>
         <w:tc>
           <w:tcPr>
-            <w:tcW w:w="1380" w:type="dxa"/>
+            <w:tcW w:w="1175" w:type="dxa"/>
             <w:tcMar>
               <w:top w:w="60" w:type="dxa"/>
               <w:left w:w="120" w:type="dxa"/>
@@ -3435,7 +3886,7 @@
         </w:tc>
         <w:tc>
           <w:tcPr>
-            <w:tcW w:w="1614" w:type="dxa"/>
+            <w:tcW w:w="1819" w:type="dxa"/>
             <w:tcMar>
               <w:top w:w="60" w:type="dxa"/>
               <w:left w:w="120" w:type="dxa"/>
@@ -3477,36 +3928,556 @@
         <w:ind w:left="0"/>
         <w:jc w:val="left"/>
         <w:outlineLvl w:val="1"/>
+        <w:rPr>
+          <w:rFonts w:hint="eastAsia" w:ascii="Arial" w:hAnsi="Arial" w:eastAsia="等线" w:cs="Arial"/>
+          <w:b w:val="0"/>
+          <w:bCs/>
+          <w:sz w:val="22"/>
+          <w:szCs w:val="18"/>
+          <w:lang w:val="en-US" w:eastAsia="zh-CN"/>
+        </w:rPr>
       </w:pPr>
       <w:bookmarkStart w:id="4" w:name="heading_4"/>
       <w:r>
+        <w:rPr>
+          <w:rFonts w:hint="eastAsia" w:ascii="Arial" w:hAnsi="Arial" w:eastAsia="等线" w:cs="Arial"/>
+          <w:b w:val="0"/>
+          <w:bCs/>
+          <w:sz w:val="22"/>
+          <w:szCs w:val="18"/>
+          <w:lang w:val="en-US" w:eastAsia="zh-CN"/>
+        </w:rPr>
+        <w:t>伽马校正：人眼对暗部超级敏感，对亮部不敏感：</w:t>
+      </w:r>
+      <w:r>
+        <w:rPr>
+          <w:rFonts w:hint="eastAsia" w:ascii="Arial" w:hAnsi="Arial" w:eastAsia="等线" w:cs="Arial"/>
+          <w:b w:val="0"/>
+          <w:bCs/>
+          <w:sz w:val="22"/>
+          <w:szCs w:val="18"/>
+          <w:lang w:val="en-US" w:eastAsia="zh-CN"/>
+        </w:rPr>
+        <w:t>1. 亮度 0～50：肉眼几乎看不出变化，一直黑 2. 亮度 80～180：突然一下猛亮  3. 亮度 180～255：再加亮度，肉眼感觉几乎没变化 且限制最大亮度只有 180  直接导致：前面一大段全黑，中间突然亮，收尾没渐变= 呼吸极其生硬、不柔和</w:t>
+      </w:r>
+    </w:p>
+    <w:p>
+      <w:pPr>
+        <w:keepNext w:val="0"/>
+        <w:keepLines w:val="0"/>
+        <w:pageBreakBefore w:val="0"/>
+        <w:widowControl w:val="0"/>
+        <w:kinsoku/>
+        <w:wordWrap/>
+        <w:overflowPunct/>
+        <w:topLinePunct w:val="0"/>
+        <w:autoSpaceDE/>
+        <w:autoSpaceDN/>
+        <w:bidi w:val="0"/>
+        <w:adjustRightInd/>
+        <w:snapToGrid/>
+        <w:spacing w:before="320" w:after="120" w:line="15" w:lineRule="auto"/>
+        <w:ind w:left="0"/>
+        <w:jc w:val="left"/>
+        <w:textAlignment w:val="auto"/>
+        <w:outlineLvl w:val="1"/>
+        <w:rPr>
+          <w:rFonts w:hint="eastAsia" w:ascii="Arial" w:hAnsi="Arial" w:eastAsia="等线" w:cs="Arial"/>
+          <w:b w:val="0"/>
+          <w:bCs/>
+          <w:sz w:val="22"/>
+          <w:szCs w:val="18"/>
+          <w:lang w:val="en-US" w:eastAsia="zh-CN"/>
+        </w:rPr>
+      </w:pPr>
+      <w:r>
+        <w:rPr>
+          <w:rFonts w:hint="eastAsia" w:ascii="Arial" w:hAnsi="Arial" w:eastAsia="等线" w:cs="Arial"/>
+          <w:b w:val="0"/>
+          <w:bCs/>
+          <w:sz w:val="22"/>
+          <w:szCs w:val="18"/>
+          <w:lang w:val="en-US" w:eastAsia="zh-CN"/>
+        </w:rPr>
+        <w:t>对比无伽马（你现在）：</w:t>
+      </w:r>
+    </w:p>
+    <w:p>
+      <w:pPr>
+        <w:keepNext w:val="0"/>
+        <w:keepLines w:val="0"/>
+        <w:pageBreakBefore w:val="0"/>
+        <w:widowControl w:val="0"/>
+        <w:kinsoku/>
+        <w:wordWrap/>
+        <w:overflowPunct/>
+        <w:topLinePunct w:val="0"/>
+        <w:autoSpaceDE/>
+        <w:autoSpaceDN/>
+        <w:bidi w:val="0"/>
+        <w:adjustRightInd/>
+        <w:snapToGrid/>
+        <w:spacing w:before="320" w:after="120" w:line="15" w:lineRule="auto"/>
+        <w:ind w:left="0"/>
+        <w:jc w:val="left"/>
+        <w:textAlignment w:val="auto"/>
+        <w:outlineLvl w:val="1"/>
+        <w:rPr>
+          <w:rFonts w:hint="eastAsia" w:ascii="Arial" w:hAnsi="Arial" w:eastAsia="等线" w:cs="Arial"/>
+          <w:b w:val="0"/>
+          <w:bCs/>
+          <w:sz w:val="22"/>
+          <w:szCs w:val="18"/>
+          <w:lang w:val="en-US" w:eastAsia="zh-CN"/>
+        </w:rPr>
+      </w:pPr>
+      <w:r>
+        <w:rPr>
+          <w:rFonts w:hint="eastAsia" w:ascii="Arial" w:hAnsi="Arial" w:eastAsia="等线" w:cs="Arial"/>
+          <w:b w:val="0"/>
+          <w:bCs/>
+          <w:sz w:val="22"/>
+          <w:szCs w:val="18"/>
+          <w:lang w:val="en-US" w:eastAsia="zh-CN"/>
+        </w:rPr>
+        <w:t>黑→黑→黑→突然亮→顶死不变→硬降落</w:t>
+      </w:r>
+    </w:p>
+    <w:p>
+      <w:pPr>
+        <w:keepNext w:val="0"/>
+        <w:keepLines w:val="0"/>
+        <w:pageBreakBefore w:val="0"/>
+        <w:widowControl w:val="0"/>
+        <w:kinsoku/>
+        <w:wordWrap/>
+        <w:overflowPunct/>
+        <w:topLinePunct w:val="0"/>
+        <w:autoSpaceDE/>
+        <w:autoSpaceDN/>
+        <w:bidi w:val="0"/>
+        <w:adjustRightInd/>
+        <w:snapToGrid/>
+        <w:spacing w:before="320" w:after="120" w:line="15" w:lineRule="auto"/>
+        <w:ind w:left="0"/>
+        <w:jc w:val="left"/>
+        <w:textAlignment w:val="auto"/>
+        <w:outlineLvl w:val="1"/>
+        <w:rPr>
+          <w:rFonts w:hint="eastAsia" w:ascii="Arial" w:hAnsi="Arial" w:eastAsia="等线" w:cs="Arial"/>
+          <w:b w:val="0"/>
+          <w:bCs/>
+          <w:sz w:val="22"/>
+          <w:szCs w:val="18"/>
+          <w:lang w:val="en-US" w:eastAsia="zh-CN"/>
+        </w:rPr>
+      </w:pPr>
+    </w:p>
+    <w:p>
+      <w:pPr>
+        <w:keepNext w:val="0"/>
+        <w:keepLines w:val="0"/>
+        <w:pageBreakBefore w:val="0"/>
+        <w:widowControl w:val="0"/>
+        <w:kinsoku/>
+        <w:wordWrap/>
+        <w:overflowPunct/>
+        <w:topLinePunct w:val="0"/>
+        <w:autoSpaceDE/>
+        <w:autoSpaceDN/>
+        <w:bidi w:val="0"/>
+        <w:adjustRightInd/>
+        <w:snapToGrid/>
+        <w:spacing w:before="320" w:after="120" w:line="15" w:lineRule="auto"/>
+        <w:ind w:left="0"/>
+        <w:jc w:val="left"/>
+        <w:textAlignment w:val="auto"/>
+        <w:outlineLvl w:val="1"/>
+        <w:rPr>
+          <w:rFonts w:hint="eastAsia" w:ascii="Arial" w:hAnsi="Arial" w:eastAsia="等线" w:cs="Arial"/>
+          <w:b w:val="0"/>
+          <w:bCs/>
+          <w:sz w:val="22"/>
+          <w:szCs w:val="18"/>
+          <w:lang w:val="en-US" w:eastAsia="zh-CN"/>
+        </w:rPr>
+      </w:pPr>
+      <w:r>
+        <w:rPr>
+          <w:rFonts w:hint="eastAsia" w:ascii="Arial" w:hAnsi="Arial" w:eastAsia="等线" w:cs="Arial"/>
+          <w:b w:val="0"/>
+          <w:bCs/>
+          <w:sz w:val="22"/>
+          <w:szCs w:val="18"/>
+          <w:lang w:val="en-US" w:eastAsia="zh-CN"/>
+        </w:rPr>
+        <w:t>有伽马（标准）：</w:t>
+      </w:r>
+    </w:p>
+    <w:p>
+      <w:pPr>
+        <w:keepNext w:val="0"/>
+        <w:keepLines w:val="0"/>
+        <w:pageBreakBefore w:val="0"/>
+        <w:widowControl w:val="0"/>
+        <w:kinsoku/>
+        <w:wordWrap/>
+        <w:overflowPunct/>
+        <w:topLinePunct w:val="0"/>
+        <w:autoSpaceDE/>
+        <w:autoSpaceDN/>
+        <w:bidi w:val="0"/>
+        <w:adjustRightInd/>
+        <w:snapToGrid/>
+        <w:spacing w:before="320" w:after="120" w:line="15" w:lineRule="auto"/>
+        <w:ind w:left="0"/>
+        <w:jc w:val="left"/>
+        <w:textAlignment w:val="auto"/>
+        <w:outlineLvl w:val="1"/>
+        <w:rPr>
+          <w:rFonts w:hint="eastAsia" w:ascii="Arial" w:hAnsi="Arial" w:eastAsia="等线" w:cs="Arial"/>
+          <w:b w:val="0"/>
+          <w:bCs/>
+          <w:sz w:val="22"/>
+          <w:szCs w:val="18"/>
+          <w:lang w:val="en-US" w:eastAsia="zh-CN"/>
+        </w:rPr>
+      </w:pPr>
+      <w:r>
+        <w:rPr>
+          <w:rFonts w:hint="eastAsia" w:ascii="Arial" w:hAnsi="Arial" w:eastAsia="等线" w:cs="Arial"/>
+          <w:b w:val="0"/>
+          <w:bCs/>
+          <w:sz w:val="22"/>
+          <w:szCs w:val="18"/>
+          <w:lang w:val="en-US" w:eastAsia="zh-CN"/>
+        </w:rPr>
+        <w:t>微亮→缓慢变亮→柔和顶峰→缓慢变暗→全黑</w:t>
+      </w:r>
+    </w:p>
+    <w:p>
+      <w:pPr>
+        <w:spacing w:before="320" w:after="120" w:line="288" w:lineRule="auto"/>
+        <w:ind w:left="0"/>
+        <w:jc w:val="left"/>
+        <w:outlineLvl w:val="1"/>
+        <w:rPr>
+          <w:rFonts w:hint="default" w:ascii="Arial" w:hAnsi="Arial" w:eastAsia="等线" w:cs="Arial"/>
+          <w:b w:val="0"/>
+          <w:bCs/>
+          <w:color w:val="FF0000"/>
+          <w:sz w:val="22"/>
+          <w:szCs w:val="18"/>
+          <w:lang w:val="en-US" w:eastAsia="zh-CN"/>
+        </w:rPr>
+      </w:pPr>
+      <w:r>
+        <w:rPr>
+          <w:rFonts w:hint="eastAsia" w:ascii="Arial" w:hAnsi="Arial" w:eastAsia="等线" w:cs="Arial"/>
+          <w:b w:val="0"/>
+          <w:bCs/>
+          <w:sz w:val="22"/>
+          <w:szCs w:val="18"/>
+          <w:lang w:val="en-US" w:eastAsia="zh-CN"/>
+        </w:rPr>
+        <w:t>注意：</w:t>
+      </w:r>
+      <w:r>
+        <w:rPr>
+          <w:rFonts w:hint="eastAsia" w:ascii="Arial" w:hAnsi="Arial" w:eastAsia="等线" w:cs="Arial"/>
+          <w:b w:val="0"/>
+          <w:bCs/>
+          <w:color w:val="FF0000"/>
+          <w:sz w:val="22"/>
+          <w:szCs w:val="18"/>
+          <w:lang w:val="en-US" w:eastAsia="zh-CN"/>
+        </w:rPr>
+        <w:t>应当避免使用浮点型计算伽马值，原因是STM32F103没有硬件浮点运算单元（FPU）所有的 pow，sqrt，float除法全靠软件慢慢模拟计算，单次耗时几十us～几百us，且使用定时器4每10ms跑，中断里大量浮点 = 定时周期不准、按键扫描卡顿、主循环掉速等问题</w:t>
+      </w:r>
+    </w:p>
+    <w:p>
+      <w:pPr>
+        <w:spacing w:before="320" w:after="120" w:line="288" w:lineRule="auto"/>
+        <w:ind w:left="0"/>
+        <w:jc w:val="left"/>
+        <w:outlineLvl w:val="1"/>
+        <w:rPr>
+          <w:rFonts w:hint="default" w:ascii="Arial" w:hAnsi="Arial" w:eastAsia="等线" w:cs="Arial"/>
+          <w:b w:val="0"/>
+          <w:bCs/>
+          <w:sz w:val="22"/>
+          <w:szCs w:val="18"/>
+          <w:lang w:val="en-US" w:eastAsia="zh-CN"/>
+        </w:rPr>
+      </w:pPr>
+    </w:p>
+    <w:p>
+      <w:pPr>
+        <w:spacing w:before="320" w:after="120" w:line="288" w:lineRule="auto"/>
+        <w:ind w:left="0"/>
+        <w:jc w:val="left"/>
+        <w:outlineLvl w:val="1"/>
+        <w:rPr>
+          <w:rFonts w:hint="eastAsia" w:ascii="Arial" w:hAnsi="Arial" w:eastAsia="等线" w:cs="Arial"/>
+          <w:b w:val="0"/>
+          <w:bCs/>
+          <w:sz w:val="22"/>
+          <w:szCs w:val="18"/>
+          <w:lang w:val="en-US" w:eastAsia="zh-CN"/>
+        </w:rPr>
+      </w:pPr>
+      <w:r>
+        <w:rPr>
+          <w:rFonts w:hint="eastAsia" w:ascii="Arial" w:hAnsi="Arial" w:eastAsia="等线" w:cs="Arial"/>
+          <w:b w:val="0"/>
+          <w:bCs/>
+          <w:sz w:val="22"/>
+          <w:szCs w:val="18"/>
+          <w:lang w:val="en-US" w:eastAsia="zh-CN"/>
+        </w:rPr>
+        <w:t xml:space="preserve"> </w:t>
+      </w:r>
+    </w:p>
+    <w:p>
+      <w:pPr>
+        <w:spacing w:before="320" w:after="120" w:line="288" w:lineRule="auto"/>
+        <w:ind w:left="0"/>
+        <w:jc w:val="left"/>
+        <w:outlineLvl w:val="1"/>
+        <w:rPr>
+          <w:rFonts w:hint="eastAsia" w:ascii="Arial" w:hAnsi="Arial" w:eastAsia="等线" w:cs="Arial"/>
+          <w:b w:val="0"/>
+          <w:bCs/>
+          <w:sz w:val="22"/>
+          <w:szCs w:val="18"/>
+          <w:lang w:val="en-US" w:eastAsia="zh-CN"/>
+        </w:rPr>
+      </w:pPr>
+    </w:p>
+    <w:p>
+      <w:pPr>
+        <w:spacing w:before="320" w:after="120" w:line="288" w:lineRule="auto"/>
+        <w:ind w:left="0"/>
+        <w:jc w:val="left"/>
+        <w:outlineLvl w:val="1"/>
+        <w:rPr>
+          <w:rFonts w:hint="eastAsia" w:ascii="Arial" w:hAnsi="Arial" w:eastAsia="等线" w:cs="Arial"/>
+          <w:b w:val="0"/>
+          <w:bCs/>
+          <w:sz w:val="22"/>
+          <w:szCs w:val="18"/>
+          <w:lang w:val="en-US" w:eastAsia="zh-CN"/>
+        </w:rPr>
+      </w:pPr>
+    </w:p>
+    <w:p>
+      <w:pPr>
+        <w:spacing w:before="320" w:after="120" w:line="288" w:lineRule="auto"/>
+        <w:ind w:left="0"/>
+        <w:jc w:val="left"/>
+        <w:outlineLvl w:val="1"/>
+        <w:rPr>
+          <w:rFonts w:hint="eastAsia" w:ascii="Arial" w:hAnsi="Arial" w:eastAsia="等线" w:cs="Arial"/>
+          <w:b w:val="0"/>
+          <w:bCs/>
+          <w:sz w:val="22"/>
+          <w:szCs w:val="18"/>
+          <w:lang w:val="en-US" w:eastAsia="zh-CN"/>
+        </w:rPr>
+      </w:pPr>
+    </w:p>
+    <w:p>
+      <w:pPr>
+        <w:spacing w:before="320" w:after="120" w:line="288" w:lineRule="auto"/>
+        <w:ind w:left="0"/>
+        <w:jc w:val="left"/>
+        <w:outlineLvl w:val="1"/>
+        <w:rPr>
+          <w:rFonts w:hint="eastAsia" w:ascii="Arial" w:hAnsi="Arial" w:eastAsia="等线" w:cs="Arial"/>
+          <w:b w:val="0"/>
+          <w:bCs/>
+          <w:sz w:val="22"/>
+          <w:szCs w:val="18"/>
+          <w:lang w:val="en-US" w:eastAsia="zh-CN"/>
+        </w:rPr>
+      </w:pPr>
+    </w:p>
+    <w:p>
+      <w:pPr>
+        <w:spacing w:before="320" w:after="120" w:line="288" w:lineRule="auto"/>
+        <w:ind w:left="0"/>
+        <w:jc w:val="left"/>
+        <w:outlineLvl w:val="1"/>
+        <w:rPr>
+          <w:rFonts w:hint="eastAsia" w:ascii="Arial" w:hAnsi="Arial" w:eastAsia="等线" w:cs="Arial"/>
+          <w:b w:val="0"/>
+          <w:bCs/>
+          <w:sz w:val="22"/>
+          <w:szCs w:val="18"/>
+          <w:lang w:val="en-US" w:eastAsia="zh-CN"/>
+        </w:rPr>
+      </w:pPr>
+    </w:p>
+    <w:p>
+      <w:pPr>
+        <w:spacing w:before="320" w:after="120" w:line="288" w:lineRule="auto"/>
+        <w:ind w:left="0"/>
+        <w:jc w:val="left"/>
+        <w:outlineLvl w:val="1"/>
+        <w:rPr>
+          <w:rFonts w:hint="eastAsia" w:ascii="Arial" w:hAnsi="Arial" w:eastAsia="等线" w:cs="Arial"/>
+          <w:b w:val="0"/>
+          <w:bCs/>
+          <w:sz w:val="22"/>
+          <w:szCs w:val="18"/>
+          <w:lang w:val="en-US" w:eastAsia="zh-CN"/>
+        </w:rPr>
+      </w:pPr>
+      <w:r>
+        <w:rPr>
+          <w:rFonts w:hint="eastAsia" w:ascii="Arial" w:hAnsi="Arial" w:eastAsia="等线" w:cs="Arial"/>
+          <w:b w:val="0"/>
+          <w:bCs/>
+          <w:sz w:val="22"/>
+          <w:szCs w:val="18"/>
+          <w:lang w:val="en-US" w:eastAsia="zh-CN"/>
+        </w:rPr>
+        <w:t xml:space="preserve"> </w:t>
+      </w:r>
+    </w:p>
+    <w:p>
+      <w:pPr>
+        <w:spacing w:before="320" w:after="120" w:line="288" w:lineRule="auto"/>
+        <w:ind w:left="0"/>
+        <w:jc w:val="left"/>
+        <w:outlineLvl w:val="1"/>
+        <w:rPr>
+          <w:rFonts w:hint="eastAsia" w:ascii="Arial" w:hAnsi="Arial" w:eastAsia="等线" w:cs="Arial"/>
+          <w:b w:val="0"/>
+          <w:bCs/>
+          <w:sz w:val="22"/>
+          <w:szCs w:val="18"/>
+          <w:lang w:val="en-US" w:eastAsia="zh-CN"/>
+        </w:rPr>
+      </w:pPr>
+    </w:p>
+    <w:p>
+      <w:pPr>
+        <w:spacing w:before="320" w:after="120" w:line="288" w:lineRule="auto"/>
+        <w:ind w:left="0"/>
+        <w:jc w:val="left"/>
+        <w:outlineLvl w:val="1"/>
+        <w:rPr>
+          <w:rFonts w:hint="eastAsia" w:ascii="Arial" w:hAnsi="Arial" w:eastAsia="等线" w:cs="Arial"/>
+          <w:b w:val="0"/>
+          <w:bCs/>
+          <w:sz w:val="22"/>
+          <w:szCs w:val="18"/>
+          <w:lang w:val="en-US" w:eastAsia="zh-CN"/>
+        </w:rPr>
+      </w:pPr>
+    </w:p>
+    <w:p>
+      <w:pPr>
+        <w:spacing w:before="320" w:after="120" w:line="288" w:lineRule="auto"/>
+        <w:ind w:left="0"/>
+        <w:jc w:val="left"/>
+        <w:outlineLvl w:val="1"/>
+        <w:rPr>
+          <w:rFonts w:hint="eastAsia" w:ascii="Arial" w:hAnsi="Arial" w:eastAsia="等线" w:cs="Arial"/>
+          <w:b w:val="0"/>
+          <w:bCs/>
+          <w:sz w:val="22"/>
+          <w:szCs w:val="18"/>
+          <w:lang w:val="en-US" w:eastAsia="zh-CN"/>
+        </w:rPr>
+      </w:pPr>
+    </w:p>
+    <w:p>
+      <w:pPr>
+        <w:spacing w:before="320" w:after="120" w:line="288" w:lineRule="auto"/>
+        <w:ind w:left="0"/>
+        <w:jc w:val="left"/>
+        <w:outlineLvl w:val="1"/>
+        <w:rPr>
+          <w:rFonts w:hint="eastAsia" w:ascii="Arial" w:hAnsi="Arial" w:eastAsia="等线" w:cs="Arial"/>
+          <w:b w:val="0"/>
+          <w:bCs/>
+          <w:sz w:val="22"/>
+          <w:szCs w:val="18"/>
+          <w:lang w:val="en-US" w:eastAsia="zh-CN"/>
+        </w:rPr>
+      </w:pPr>
+      <w:r>
+        <w:rPr>
+          <w:rFonts w:hint="eastAsia" w:ascii="Arial" w:hAnsi="Arial" w:eastAsia="等线" w:cs="Arial"/>
+          <w:b w:val="0"/>
+          <w:bCs/>
+          <w:sz w:val="22"/>
+          <w:szCs w:val="18"/>
+          <w:lang w:val="en-US" w:eastAsia="zh-CN"/>
+        </w:rPr>
+        <w:t xml:space="preserve"> </w:t>
+      </w:r>
+    </w:p>
+    <w:p>
+      <w:pPr>
+        <w:spacing w:before="320" w:after="120" w:line="288" w:lineRule="auto"/>
+        <w:ind w:left="0"/>
+        <w:jc w:val="left"/>
+        <w:outlineLvl w:val="1"/>
+        <w:rPr>
+          <w:rFonts w:hint="default" w:ascii="Arial" w:hAnsi="Arial" w:eastAsia="等线" w:cs="Arial"/>
+          <w:b w:val="0"/>
+          <w:bCs/>
+          <w:sz w:val="22"/>
+          <w:szCs w:val="18"/>
+          <w:lang w:val="en-US" w:eastAsia="zh-CN"/>
+        </w:rPr>
+      </w:pPr>
+    </w:p>
+    <w:p>
+      <w:pPr>
+        <w:spacing w:before="320" w:after="120" w:line="288" w:lineRule="auto"/>
+        <w:ind w:left="0"/>
+        <w:jc w:val="left"/>
+        <w:outlineLvl w:val="1"/>
         <w:rPr>
           <w:rFonts w:ascii="Arial" w:hAnsi="Arial" w:eastAsia="等线" w:cs="Arial"/>
           <w:b/>
           <w:sz w:val="32"/>
         </w:rPr>
-        <w:t>四、整机联调记录</w:t>
-      </w:r>
-      <w:bookmarkEnd w:id="4"/>
-    </w:p>
-    <w:p>
-      <w:pPr>
-        <w:numPr>
-          <w:ilvl w:val="0"/>
-          <w:numId w:val="7"/>
-        </w:numPr>
-        <w:spacing w:before="120" w:after="120" w:line="288" w:lineRule="auto"/>
+      </w:pPr>
+    </w:p>
+    <w:p>
+      <w:pPr>
+        <w:spacing w:before="320" w:after="120" w:line="288" w:lineRule="auto"/>
         <w:ind w:left="0"/>
         <w:jc w:val="left"/>
-      </w:pPr>
-      <w:r>
+        <w:outlineLvl w:val="1"/>
         <w:rPr>
           <w:rFonts w:ascii="Arial" w:hAnsi="Arial" w:eastAsia="等线" w:cs="Arial"/>
           <w:b/>
-          <w:sz w:val="22"/>
-        </w:rPr>
-        <w:t>模式一功能验证</w:t>
-      </w:r>
+          <w:sz w:val="32"/>
+        </w:rPr>
+      </w:pPr>
+    </w:p>
+    <w:p>
+      <w:pPr>
+        <w:spacing w:before="320" w:after="120" w:line="288" w:lineRule="auto"/>
+        <w:ind w:left="0"/>
+        <w:jc w:val="left"/>
+        <w:outlineLvl w:val="1"/>
+      </w:pPr>
+      <w:r>
+        <w:rPr>
+          <w:rFonts w:ascii="Arial" w:hAnsi="Arial" w:eastAsia="等线" w:cs="Arial"/>
+          <w:b/>
+          <w:sz w:val="32"/>
+        </w:rPr>
+        <w:t>四、整机联调记录</w:t>
+      </w:r>
+      <w:bookmarkEnd w:id="4"/>
     </w:p>
     <w:p>
       <w:pPr>
@@ -3515,30 +4486,16 @@
           <w:numId w:val="8"/>
         </w:numPr>
         <w:spacing w:before="120" w:after="120" w:line="288" w:lineRule="auto"/>
-        <w:ind w:left="453"/>
+        <w:ind w:left="0"/>
         <w:jc w:val="left"/>
       </w:pPr>
       <w:r>
         <w:rPr>
           <w:rFonts w:ascii="Arial" w:hAnsi="Arial" w:eastAsia="等线" w:cs="Arial"/>
-          <w:sz w:val="22"/>
-        </w:rPr>
-        <w:t>开关控制：</w:t>
-      </w:r>
-      <w:r>
-        <w:rPr>
-          <w:rFonts w:hint="eastAsia" w:ascii="Arial" w:hAnsi="Arial" w:eastAsia="等线" w:cs="Arial"/>
-          <w:sz w:val="22"/>
-          <w:lang w:eastAsia="zh-CN"/>
-        </w:rPr>
-        <w:t>☑</w:t>
-      </w:r>
-      <w:r>
-        <w:rPr>
-          <w:rFonts w:ascii="Arial" w:hAnsi="Arial" w:eastAsia="等线" w:cs="Arial"/>
-          <w:sz w:val="22"/>
-        </w:rPr>
-        <w:t>正常 □异常</w:t>
+          <w:b/>
+          <w:sz w:val="22"/>
+        </w:rPr>
+        <w:t>模式一功能验证</w:t>
       </w:r>
     </w:p>
     <w:p>
@@ -3556,7 +4513,7 @@
           <w:rFonts w:ascii="Arial" w:hAnsi="Arial" w:eastAsia="等线" w:cs="Arial"/>
           <w:sz w:val="22"/>
         </w:rPr>
-        <w:t>亮度调节：</w:t>
+        <w:t>开关控制：</w:t>
       </w:r>
       <w:r>
         <w:rPr>
@@ -3589,7 +4546,7 @@
           <w:rFonts w:ascii="Arial" w:hAnsi="Arial" w:eastAsia="等线" w:cs="Arial"/>
           <w:sz w:val="22"/>
         </w:rPr>
-        <w:t>冷暖色温切换：</w:t>
+        <w:t>亮度调节：</w:t>
       </w:r>
       <w:r>
         <w:rPr>
@@ -3622,10 +4579,8 @@
           <w:rFonts w:ascii="Arial" w:hAnsi="Arial" w:eastAsia="等线" w:cs="Arial"/>
           <w:sz w:val="22"/>
         </w:rPr>
-        <w:t>灯光频闪：</w:t>
-      </w:r>
-      <w:bookmarkStart w:id="11" w:name="_GoBack"/>
-      <w:bookmarkEnd w:id="11"/>
+        <w:t>冷暖色温切换：</w:t>
+      </w:r>
       <w:r>
         <w:rPr>
           <w:rFonts w:hint="eastAsia" w:ascii="Arial" w:hAnsi="Arial" w:eastAsia="等线" w:cs="Arial"/>
@@ -3639,7 +4594,7 @@
           <w:rFonts w:ascii="Arial" w:hAnsi="Arial" w:eastAsia="等线" w:cs="Arial"/>
           <w:sz w:val="22"/>
         </w:rPr>
-        <w:t>无 □有</w:t>
+        <w:t>正常 □异常</w:t>
       </w:r>
     </w:p>
     <w:p>
@@ -3657,7 +4612,22 @@
           <w:rFonts w:ascii="Arial" w:hAnsi="Arial" w:eastAsia="等线" w:cs="Arial"/>
           <w:sz w:val="22"/>
         </w:rPr>
-        <w:t>备注：</w:t>
+        <w:t>灯光频闪：</w:t>
+      </w:r>
+      <w:r>
+        <w:rPr>
+          <w:rFonts w:hint="eastAsia" w:ascii="Arial" w:hAnsi="Arial" w:eastAsia="等线" w:cs="Arial"/>
+          <w:sz w:val="22"/>
+          <w:lang w:eastAsia="zh-CN"/>
+        </w:rPr>
+        <w:t>☑</w:t>
+      </w:r>
+      <w:r>
+        <w:rPr>
+          <w:rFonts w:ascii="Arial" w:hAnsi="Arial" w:eastAsia="等线" w:cs="Arial"/>
+          <w:sz w:val="22"/>
+        </w:rPr>
+        <w:t>无 □有</w:t>
       </w:r>
     </w:p>
     <w:p>
@@ -3667,16 +4637,15 @@
           <w:numId w:val="13"/>
         </w:numPr>
         <w:spacing w:before="120" w:after="120" w:line="288" w:lineRule="auto"/>
-        <w:ind w:left="0"/>
+        <w:ind w:left="453"/>
         <w:jc w:val="left"/>
       </w:pPr>
       <w:r>
         <w:rPr>
           <w:rFonts w:ascii="Arial" w:hAnsi="Arial" w:eastAsia="等线" w:cs="Arial"/>
-          <w:b/>
-          <w:sz w:val="22"/>
-        </w:rPr>
-        <w:t>模式二功能验证</w:t>
+          <w:sz w:val="22"/>
+        </w:rPr>
+        <w:t>备注：</w:t>
       </w:r>
     </w:p>
     <w:p>
@@ -3686,15 +4655,16 @@
           <w:numId w:val="14"/>
         </w:numPr>
         <w:spacing w:before="120" w:after="120" w:line="288" w:lineRule="auto"/>
-        <w:ind w:left="453"/>
+        <w:ind w:left="0"/>
         <w:jc w:val="left"/>
       </w:pPr>
       <w:r>
         <w:rPr>
           <w:rFonts w:ascii="Arial" w:hAnsi="Arial" w:eastAsia="等线" w:cs="Arial"/>
-          <w:sz w:val="22"/>
-        </w:rPr>
-        <w:t>人体检测：□灵敏 □迟钝 □误触发</w:t>
+          <w:b/>
+          <w:sz w:val="22"/>
+        </w:rPr>
+        <w:t>模式二功能验证</w:t>
       </w:r>
     </w:p>
     <w:p>
@@ -3712,7 +4682,7 @@
           <w:rFonts w:ascii="Arial" w:hAnsi="Arial" w:eastAsia="等线" w:cs="Arial"/>
           <w:sz w:val="22"/>
         </w:rPr>
-        <w:t>环境光采集：□准确 □漂移</w:t>
+        <w:t>人体检测：□灵敏 □迟钝 □误触发</w:t>
       </w:r>
     </w:p>
     <w:p>
@@ -3730,7 +4700,7 @@
           <w:rFonts w:ascii="Arial" w:hAnsi="Arial" w:eastAsia="等线" w:cs="Arial"/>
           <w:sz w:val="22"/>
         </w:rPr>
-        <w:t>有人自动调光：□正常 □异常</w:t>
+        <w:t>环境光采集：□准确 □漂移</w:t>
       </w:r>
     </w:p>
     <w:p>
@@ -3748,7 +4718,7 @@
           <w:rFonts w:ascii="Arial" w:hAnsi="Arial" w:eastAsia="等线" w:cs="Arial"/>
           <w:sz w:val="22"/>
         </w:rPr>
-        <w:t>无人关灯：□正常 □异常</w:t>
+        <w:t>有人自动调光：□正常 □异常</w:t>
       </w:r>
     </w:p>
     <w:p>
@@ -3766,7 +4736,7 @@
           <w:rFonts w:ascii="Arial" w:hAnsi="Arial" w:eastAsia="等线" w:cs="Arial"/>
           <w:sz w:val="22"/>
         </w:rPr>
-        <w:t>备注：</w:t>
+        <w:t>无人关灯：□正常 □异常</w:t>
       </w:r>
     </w:p>
     <w:p>
@@ -3776,16 +4746,15 @@
           <w:numId w:val="19"/>
         </w:numPr>
         <w:spacing w:before="120" w:after="120" w:line="288" w:lineRule="auto"/>
-        <w:ind w:left="0"/>
+        <w:ind w:left="453"/>
         <w:jc w:val="left"/>
       </w:pPr>
       <w:r>
         <w:rPr>
           <w:rFonts w:ascii="Arial" w:hAnsi="Arial" w:eastAsia="等线" w:cs="Arial"/>
-          <w:b/>
-          <w:sz w:val="22"/>
-        </w:rPr>
-        <w:t>模式三功能验证</w:t>
+          <w:sz w:val="22"/>
+        </w:rPr>
+        <w:t>备注：</w:t>
       </w:r>
     </w:p>
     <w:p>
@@ -3795,15 +4764,16 @@
           <w:numId w:val="20"/>
         </w:numPr>
         <w:spacing w:before="120" w:after="120" w:line="288" w:lineRule="auto"/>
-        <w:ind w:left="453"/>
+        <w:ind w:left="0"/>
         <w:jc w:val="left"/>
       </w:pPr>
       <w:r>
         <w:rPr>
           <w:rFonts w:ascii="Arial" w:hAnsi="Arial" w:eastAsia="等线" w:cs="Arial"/>
-          <w:sz w:val="22"/>
-        </w:rPr>
-        <w:t>呼吸灯效果：□流畅 □卡顿 □闪烁</w:t>
+          <w:b/>
+          <w:sz w:val="22"/>
+        </w:rPr>
+        <w:t>模式三功能验证</w:t>
       </w:r>
     </w:p>
     <w:p>
@@ -3821,7 +4791,22 @@
           <w:rFonts w:ascii="Arial" w:hAnsi="Arial" w:eastAsia="等线" w:cs="Arial"/>
           <w:sz w:val="22"/>
         </w:rPr>
-        <w:t>模式切换：□顺畅 □卡顿 □灯光异常</w:t>
+        <w:t xml:space="preserve">呼吸灯效果：□流畅 </w:t>
+      </w:r>
+      <w:r>
+        <w:rPr>
+          <w:rFonts w:hint="eastAsia" w:ascii="Arial" w:hAnsi="Arial" w:eastAsia="等线" w:cs="Arial"/>
+          <w:sz w:val="22"/>
+          <w:lang w:eastAsia="zh-CN"/>
+        </w:rPr>
+        <w:t>☑</w:t>
+      </w:r>
+      <w:r>
+        <w:rPr>
+          <w:rFonts w:ascii="Arial" w:hAnsi="Arial" w:eastAsia="等线" w:cs="Arial"/>
+          <w:sz w:val="22"/>
+        </w:rPr>
+        <w:t>卡顿 □闪烁</w:t>
       </w:r>
     </w:p>
     <w:p>
@@ -3839,7 +4824,7 @@
           <w:rFonts w:ascii="Arial" w:hAnsi="Arial" w:eastAsia="等线" w:cs="Arial"/>
           <w:sz w:val="22"/>
         </w:rPr>
-        <w:t>备注：</w:t>
+        <w:t>模式切换：□顺畅 □卡顿 □灯光异常</w:t>
       </w:r>
     </w:p>
     <w:p>
@@ -3849,16 +4834,15 @@
           <w:numId w:val="23"/>
         </w:numPr>
         <w:spacing w:before="120" w:after="120" w:line="288" w:lineRule="auto"/>
-        <w:ind w:left="0"/>
+        <w:ind w:left="453"/>
         <w:jc w:val="left"/>
       </w:pPr>
       <w:r>
         <w:rPr>
           <w:rFonts w:ascii="Arial" w:hAnsi="Arial" w:eastAsia="等线" w:cs="Arial"/>
-          <w:b/>
-          <w:sz w:val="22"/>
-        </w:rPr>
-        <w:t>整机稳定性测试</w:t>
+          <w:sz w:val="22"/>
+        </w:rPr>
+        <w:t>备注：</w:t>
       </w:r>
     </w:p>
     <w:p>
@@ -3868,15 +4852,16 @@
           <w:numId w:val="24"/>
         </w:numPr>
         <w:spacing w:before="120" w:after="120" w:line="288" w:lineRule="auto"/>
-        <w:ind w:left="453"/>
+        <w:ind w:left="0"/>
         <w:jc w:val="left"/>
       </w:pPr>
       <w:r>
         <w:rPr>
           <w:rFonts w:ascii="Arial" w:hAnsi="Arial" w:eastAsia="等线" w:cs="Arial"/>
-          <w:sz w:val="22"/>
-        </w:rPr>
-        <w:t>连续运行时长：____小时</w:t>
+          <w:b/>
+          <w:sz w:val="22"/>
+        </w:rPr>
+        <w:t>整机稳定性测试</w:t>
       </w:r>
     </w:p>
     <w:p>
@@ -3894,7 +4879,7 @@
           <w:rFonts w:ascii="Arial" w:hAnsi="Arial" w:eastAsia="等线" w:cs="Arial"/>
           <w:sz w:val="22"/>
         </w:rPr>
-        <w:t>系统死机/卡顿：□无 □偶尔 □频繁</w:t>
+        <w:t>连续运行时长：____小时</w:t>
       </w:r>
     </w:p>
     <w:p>
@@ -3912,44 +4897,8 @@
           <w:rFonts w:ascii="Arial" w:hAnsi="Arial" w:eastAsia="等线" w:cs="Arial"/>
           <w:sz w:val="22"/>
         </w:rPr>
-        <w:t>备注：</w:t>
-      </w:r>
-    </w:p>
-    <w:p>
-      <w:pPr>
-        <w:spacing w:before="320" w:after="120" w:line="288" w:lineRule="auto"/>
-        <w:ind w:left="0"/>
-        <w:jc w:val="left"/>
-        <w:outlineLvl w:val="1"/>
-      </w:pPr>
-      <w:bookmarkStart w:id="5" w:name="heading_5"/>
-      <w:r>
-        <w:rPr>
-          <w:rFonts w:ascii="Arial" w:hAnsi="Arial" w:eastAsia="等线" w:cs="Arial"/>
-          <w:b/>
-          <w:sz w:val="32"/>
-        </w:rPr>
-        <w:t>五、重点问题汇总（直接复制进项目报告）</w:t>
-      </w:r>
-      <w:bookmarkEnd w:id="5"/>
-    </w:p>
-    <w:p>
-      <w:pPr>
-        <w:spacing w:before="300" w:after="120" w:line="288" w:lineRule="auto"/>
-        <w:ind w:left="0"/>
-        <w:jc w:val="left"/>
-        <w:outlineLvl w:val="2"/>
-      </w:pPr>
-      <w:bookmarkStart w:id="6" w:name="heading_6"/>
-      <w:r>
-        <w:rPr>
-          <w:rFonts w:ascii="Arial" w:hAnsi="Arial" w:eastAsia="等线" w:cs="Arial"/>
-          <w:b/>
-          <w:sz w:val="30"/>
-        </w:rPr>
-        <w:t>1. 硬件类问题及解决</w:t>
-      </w:r>
-      <w:bookmarkEnd w:id="6"/>
+        <w:t>系统死机/卡顿：□无 □偶尔 □频繁</w:t>
+      </w:r>
     </w:p>
     <w:p>
       <w:pPr>
@@ -3958,30 +4907,52 @@
           <w:numId w:val="27"/>
         </w:numPr>
         <w:spacing w:before="120" w:after="120" w:line="288" w:lineRule="auto"/>
+        <w:ind w:left="453"/>
+        <w:jc w:val="left"/>
+      </w:pPr>
+      <w:r>
+        <w:rPr>
+          <w:rFonts w:ascii="Arial" w:hAnsi="Arial" w:eastAsia="等线" w:cs="Arial"/>
+          <w:sz w:val="22"/>
+        </w:rPr>
+        <w:t>备注：</w:t>
+      </w:r>
+    </w:p>
+    <w:p>
+      <w:pPr>
+        <w:spacing w:before="320" w:after="120" w:line="288" w:lineRule="auto"/>
         <w:ind w:left="0"/>
         <w:jc w:val="left"/>
-      </w:pPr>
+        <w:outlineLvl w:val="1"/>
+      </w:pPr>
+      <w:bookmarkStart w:id="5" w:name="heading_5"/>
       <w:r>
         <w:rPr>
           <w:rFonts w:ascii="Arial" w:hAnsi="Arial" w:eastAsia="等线" w:cs="Arial"/>
-          <w:sz w:val="22"/>
-        </w:rPr>
-        <w:t>问题：</w:t>
-      </w:r>
-    </w:p>
-    <w:p>
-      <w:pPr>
-        <w:spacing w:before="120" w:after="120" w:line="288" w:lineRule="auto"/>
+          <w:b/>
+          <w:sz w:val="32"/>
+        </w:rPr>
+        <w:t>五、重点问题汇总（直接复制进项目报告）</w:t>
+      </w:r>
+      <w:bookmarkEnd w:id="5"/>
+    </w:p>
+    <w:p>
+      <w:pPr>
+        <w:spacing w:before="300" w:after="120" w:line="288" w:lineRule="auto"/>
         <w:ind w:left="0"/>
         <w:jc w:val="left"/>
-      </w:pPr>
+        <w:outlineLvl w:val="2"/>
+      </w:pPr>
+      <w:bookmarkStart w:id="6" w:name="heading_6"/>
       <w:r>
         <w:rPr>
           <w:rFonts w:ascii="Arial" w:hAnsi="Arial" w:eastAsia="等线" w:cs="Arial"/>
-          <w:sz w:val="22"/>
-        </w:rPr>
-        <w:t>解决：</w:t>
-      </w:r>
+          <w:b/>
+          <w:sz w:val="30"/>
+        </w:rPr>
+        <w:t>1. 硬件类问题及解决</w:t>
+      </w:r>
+      <w:bookmarkEnd w:id="6"/>
     </w:p>
     <w:p>
       <w:pPr>
@@ -4049,24 +5020,6 @@
     </w:p>
     <w:p>
       <w:pPr>
-        <w:spacing w:before="300" w:after="120" w:line="288" w:lineRule="auto"/>
-        <w:ind w:left="0"/>
-        <w:jc w:val="left"/>
-        <w:outlineLvl w:val="2"/>
-      </w:pPr>
-      <w:bookmarkStart w:id="7" w:name="heading_7"/>
-      <w:r>
-        <w:rPr>
-          <w:rFonts w:ascii="Arial" w:hAnsi="Arial" w:eastAsia="等线" w:cs="Arial"/>
-          <w:b/>
-          <w:sz w:val="30"/>
-        </w:rPr>
-        <w:t>2. 软件类问题及解决</w:t>
-      </w:r>
-      <w:bookmarkEnd w:id="7"/>
-    </w:p>
-    <w:p>
-      <w:pPr>
         <w:numPr>
           <w:ilvl w:val="0"/>
           <w:numId w:val="30"/>
@@ -4099,6 +5052,24 @@
     </w:p>
     <w:p>
       <w:pPr>
+        <w:spacing w:before="300" w:after="120" w:line="288" w:lineRule="auto"/>
+        <w:ind w:left="0"/>
+        <w:jc w:val="left"/>
+        <w:outlineLvl w:val="2"/>
+      </w:pPr>
+      <w:bookmarkStart w:id="7" w:name="heading_7"/>
+      <w:r>
+        <w:rPr>
+          <w:rFonts w:ascii="Arial" w:hAnsi="Arial" w:eastAsia="等线" w:cs="Arial"/>
+          <w:b/>
+          <w:sz w:val="30"/>
+        </w:rPr>
+        <w:t>2. 软件类问题及解决</w:t>
+      </w:r>
+      <w:bookmarkEnd w:id="7"/>
+    </w:p>
+    <w:p>
+      <w:pPr>
         <w:numPr>
           <w:ilvl w:val="0"/>
           <w:numId w:val="31"/>
@@ -4163,24 +5134,6 @@
     </w:p>
     <w:p>
       <w:pPr>
-        <w:spacing w:before="300" w:after="120" w:line="288" w:lineRule="auto"/>
-        <w:ind w:left="0"/>
-        <w:jc w:val="left"/>
-        <w:outlineLvl w:val="2"/>
-      </w:pPr>
-      <w:bookmarkStart w:id="8" w:name="heading_8"/>
-      <w:r>
-        <w:rPr>
-          <w:rFonts w:ascii="Arial" w:hAnsi="Arial" w:eastAsia="等线" w:cs="Arial"/>
-          <w:b/>
-          <w:sz w:val="30"/>
-        </w:rPr>
-        <w:t>3. 音乐律动拓展预判问题（提前记录）</w:t>
-      </w:r>
-      <w:bookmarkEnd w:id="8"/>
-    </w:p>
-    <w:p>
-      <w:pPr>
         <w:numPr>
           <w:ilvl w:val="0"/>
           <w:numId w:val="33"/>
@@ -4194,7 +5147,7 @@
           <w:rFonts w:ascii="Arial" w:hAnsi="Arial" w:eastAsia="等线" w:cs="Arial"/>
           <w:sz w:val="22"/>
         </w:rPr>
-        <w:t>潜在问题：</w:t>
+        <w:t>问题：</w:t>
       </w:r>
     </w:p>
     <w:p>
@@ -4208,14 +5161,64 @@
           <w:rFonts w:ascii="Arial" w:hAnsi="Arial" w:eastAsia="等线" w:cs="Arial"/>
           <w:sz w:val="22"/>
         </w:rPr>
-        <w:t>预解决方案：</w:t>
-      </w:r>
+        <w:t>解决：</w:t>
+      </w:r>
+    </w:p>
+    <w:p>
+      <w:pPr>
+        <w:spacing w:before="300" w:after="120" w:line="288" w:lineRule="auto"/>
+        <w:ind w:left="0"/>
+        <w:jc w:val="left"/>
+        <w:outlineLvl w:val="2"/>
+      </w:pPr>
+      <w:bookmarkStart w:id="8" w:name="heading_8"/>
+      <w:r>
+        <w:rPr>
+          <w:rFonts w:ascii="Arial" w:hAnsi="Arial" w:eastAsia="等线" w:cs="Arial"/>
+          <w:b/>
+          <w:sz w:val="30"/>
+        </w:rPr>
+        <w:t>3. 音乐律动拓展预判问题（提前记录）</w:t>
+      </w:r>
+      <w:bookmarkEnd w:id="8"/>
     </w:p>
     <w:p>
       <w:pPr>
         <w:numPr>
           <w:ilvl w:val="0"/>
           <w:numId w:val="34"/>
+        </w:numPr>
+        <w:spacing w:before="120" w:after="120" w:line="288" w:lineRule="auto"/>
+        <w:ind w:left="0"/>
+        <w:jc w:val="left"/>
+      </w:pPr>
+      <w:r>
+        <w:rPr>
+          <w:rFonts w:ascii="Arial" w:hAnsi="Arial" w:eastAsia="等线" w:cs="Arial"/>
+          <w:sz w:val="22"/>
+        </w:rPr>
+        <w:t>潜在问题：</w:t>
+      </w:r>
+    </w:p>
+    <w:p>
+      <w:pPr>
+        <w:spacing w:before="120" w:after="120" w:line="288" w:lineRule="auto"/>
+        <w:ind w:left="0"/>
+        <w:jc w:val="left"/>
+      </w:pPr>
+      <w:r>
+        <w:rPr>
+          <w:rFonts w:ascii="Arial" w:hAnsi="Arial" w:eastAsia="等线" w:cs="Arial"/>
+          <w:sz w:val="22"/>
+        </w:rPr>
+        <w:t>预解决方案：</w:t>
+      </w:r>
+    </w:p>
+    <w:p>
+      <w:pPr>
+        <w:numPr>
+          <w:ilvl w:val="0"/>
+          <w:numId w:val="35"/>
         </w:numPr>
         <w:spacing w:before="120" w:after="120" w:line="288" w:lineRule="auto"/>
         <w:ind w:left="0"/>
@@ -4680,25 +5683,11 @@
       </w:r>
     </w:p>
     <w:sectPr>
-      <w:headerReference r:id="rId3" w:type="default"/>
-      <w:footerReference r:id="rId4" w:type="default"/>
       <w:pgSz w:w="11905" w:h="16840"/>
       <w:cols w:space="720" w:num="1"/>
     </w:sectPr>
   </w:body>
 </w:document>
-</file>
-
-<file path=word/footer1.xml><?xml version="1.0" encoding="utf-8"?>
-<w:ftr xmlns:wpc="http://schemas.microsoft.com/office/word/2010/wordprocessingCanvas" xmlns:mc="http://schemas.openxmlformats.org/markup-compatibility/2006" xmlns:o="urn:schemas-microsoft-com:office:office" xmlns:r="http://schemas.openxmlformats.org/officeDocument/2006/relationships" xmlns:m="http://schemas.openxmlformats.org/officeDocument/2006/math" xmlns:v="urn:schemas-microsoft-com:vml" xmlns:wp14="http://schemas.microsoft.com/office/word/2010/wordprocessingDrawing" xmlns:wp="http://schemas.openxmlformats.org/drawingml/2006/wordprocessingDrawing" xmlns:w10="urn:schemas-microsoft-com:office:word" xmlns:w="http://schemas.openxmlformats.org/wordprocessingml/2006/main" xmlns:w14="http://schemas.microsoft.com/office/word/2010/wordml" xmlns:w15="http://schemas.microsoft.com/office/word/2012/wordml" xmlns:wpg="http://schemas.microsoft.com/office/word/2010/wordprocessingGroup" xmlns:wpi="http://schemas.microsoft.com/office/word/2010/wordprocessingInk" xmlns:wne="http://schemas.microsoft.com/office/word/2006/wordml" xmlns:wps="http://schemas.microsoft.com/office/word/2010/wordprocessingShape" xmlns:wpsCustomData="http://www.wps.cn/officeDocument/2013/wpsCustomData" mc:Ignorable="w14 w15 wp14">
-  <w:p/>
-</w:ftr>
-</file>
-
-<file path=word/header1.xml><?xml version="1.0" encoding="utf-8"?>
-<w:hdr xmlns:wpc="http://schemas.microsoft.com/office/word/2010/wordprocessingCanvas" xmlns:mc="http://schemas.openxmlformats.org/markup-compatibility/2006" xmlns:o="urn:schemas-microsoft-com:office:office" xmlns:r="http://schemas.openxmlformats.org/officeDocument/2006/relationships" xmlns:m="http://schemas.openxmlformats.org/officeDocument/2006/math" xmlns:v="urn:schemas-microsoft-com:vml" xmlns:wp14="http://schemas.microsoft.com/office/word/2010/wordprocessingDrawing" xmlns:wp="http://schemas.openxmlformats.org/drawingml/2006/wordprocessingDrawing" xmlns:w10="urn:schemas-microsoft-com:office:word" xmlns:w="http://schemas.openxmlformats.org/wordprocessingml/2006/main" xmlns:w14="http://schemas.microsoft.com/office/word/2010/wordml" xmlns:w15="http://schemas.microsoft.com/office/word/2012/wordml" xmlns:wpg="http://schemas.microsoft.com/office/word/2010/wordprocessingGroup" xmlns:wpi="http://schemas.microsoft.com/office/word/2010/wordprocessingInk" xmlns:wne="http://schemas.microsoft.com/office/word/2006/wordml" xmlns:wps="http://schemas.microsoft.com/office/word/2010/wordprocessingShape" xmlns:wpsCustomData="http://www.wps.cn/officeDocument/2013/wpsCustomData" mc:Ignorable="w14 w15 wp14">
-  <w:p/>
-</w:hdr>
 </file>
 
 <file path=word/numbering.xml><?xml version="1.0" encoding="utf-8"?>
@@ -5106,6 +6095,18 @@
     </w:lvl>
   </w:abstractNum>
   <w:abstractNum w:abstractNumId="29">
+    <w:nsid w:val="5E97E831"/>
+    <w:multiLevelType w:val="singleLevel"/>
+    <w:tmpl w:val="5E97E831"/>
+    <w:lvl w:ilvl="0" w:tentative="0">
+      <w:start w:val="1"/>
+      <w:numFmt w:val="decimal"/>
+      <w:suff w:val="nothing"/>
+      <w:lvlText w:val="%1、"/>
+      <w:lvlJc w:val="left"/>
+    </w:lvl>
+  </w:abstractNum>
+  <w:abstractNum w:abstractNumId="30">
     <w:nsid w:val="60382F6E"/>
     <w:multiLevelType w:val="singleLevel"/>
     <w:tmpl w:val="60382F6E"/>
@@ -5119,7 +6120,7 @@
       </w:rPr>
     </w:lvl>
   </w:abstractNum>
-  <w:abstractNum w:abstractNumId="30">
+  <w:abstractNum w:abstractNumId="31">
     <w:nsid w:val="629F7852"/>
     <w:multiLevelType w:val="singleLevel"/>
     <w:tmpl w:val="629F7852"/>
@@ -5133,7 +6134,7 @@
       </w:rPr>
     </w:lvl>
   </w:abstractNum>
-  <w:abstractNum w:abstractNumId="31">
+  <w:abstractNum w:abstractNumId="32">
     <w:nsid w:val="72183CF9"/>
     <w:multiLevelType w:val="singleLevel"/>
     <w:tmpl w:val="72183CF9"/>
@@ -5147,7 +6148,7 @@
       </w:rPr>
     </w:lvl>
   </w:abstractNum>
-  <w:abstractNum w:abstractNumId="32">
+  <w:abstractNum w:abstractNumId="33">
     <w:nsid w:val="77ECEA79"/>
     <w:multiLevelType w:val="singleLevel"/>
     <w:tmpl w:val="77ECEA79"/>
@@ -5161,7 +6162,7 @@
       </w:rPr>
     </w:lvl>
   </w:abstractNum>
-  <w:abstractNum w:abstractNumId="33">
+  <w:abstractNum w:abstractNumId="34">
     <w:nsid w:val="7C246926"/>
     <w:multiLevelType w:val="singleLevel"/>
     <w:tmpl w:val="7C246926"/>
@@ -5194,87 +6195,90 @@
     <w:abstractNumId w:val="6"/>
   </w:num>
   <w:num w:numId="7">
+    <w:abstractNumId w:val="29"/>
+  </w:num>
+  <w:num w:numId="8">
     <w:abstractNumId w:val="5"/>
   </w:num>
-  <w:num w:numId="8">
+  <w:num w:numId="9">
     <w:abstractNumId w:val="17"/>
   </w:num>
-  <w:num w:numId="9">
+  <w:num w:numId="10">
     <w:abstractNumId w:val="20"/>
   </w:num>
-  <w:num w:numId="10">
+  <w:num w:numId="11">
+    <w:abstractNumId w:val="32"/>
+  </w:num>
+  <w:num w:numId="12">
+    <w:abstractNumId w:val="16"/>
+  </w:num>
+  <w:num w:numId="13">
+    <w:abstractNumId w:val="1"/>
+  </w:num>
+  <w:num w:numId="14">
+    <w:abstractNumId w:val="21"/>
+  </w:num>
+  <w:num w:numId="15">
+    <w:abstractNumId w:val="28"/>
+  </w:num>
+  <w:num w:numId="16">
+    <w:abstractNumId w:val="9"/>
+  </w:num>
+  <w:num w:numId="17">
+    <w:abstractNumId w:val="25"/>
+  </w:num>
+  <w:num w:numId="18">
+    <w:abstractNumId w:val="14"/>
+  </w:num>
+  <w:num w:numId="19">
+    <w:abstractNumId w:val="19"/>
+  </w:num>
+  <w:num w:numId="20">
+    <w:abstractNumId w:val="13"/>
+  </w:num>
+  <w:num w:numId="21">
+    <w:abstractNumId w:val="11"/>
+  </w:num>
+  <w:num w:numId="22">
+    <w:abstractNumId w:val="3"/>
+  </w:num>
+  <w:num w:numId="23">
+    <w:abstractNumId w:val="24"/>
+  </w:num>
+  <w:num w:numId="24">
+    <w:abstractNumId w:val="30"/>
+  </w:num>
+  <w:num w:numId="25">
+    <w:abstractNumId w:val="18"/>
+  </w:num>
+  <w:num w:numId="26">
+    <w:abstractNumId w:val="23"/>
+  </w:num>
+  <w:num w:numId="27">
+    <w:abstractNumId w:val="4"/>
+  </w:num>
+  <w:num w:numId="28">
+    <w:abstractNumId w:val="34"/>
+  </w:num>
+  <w:num w:numId="29">
+    <w:abstractNumId w:val="33"/>
+  </w:num>
+  <w:num w:numId="30">
+    <w:abstractNumId w:val="7"/>
+  </w:num>
+  <w:num w:numId="31">
     <w:abstractNumId w:val="31"/>
   </w:num>
-  <w:num w:numId="11">
-    <w:abstractNumId w:val="16"/>
-  </w:num>
-  <w:num w:numId="12">
-    <w:abstractNumId w:val="1"/>
-  </w:num>
-  <w:num w:numId="13">
-    <w:abstractNumId w:val="21"/>
-  </w:num>
-  <w:num w:numId="14">
-    <w:abstractNumId w:val="28"/>
-  </w:num>
-  <w:num w:numId="15">
-    <w:abstractNumId w:val="9"/>
-  </w:num>
-  <w:num w:numId="16">
-    <w:abstractNumId w:val="25"/>
-  </w:num>
-  <w:num w:numId="17">
-    <w:abstractNumId w:val="14"/>
-  </w:num>
-  <w:num w:numId="18">
-    <w:abstractNumId w:val="19"/>
-  </w:num>
-  <w:num w:numId="19">
-    <w:abstractNumId w:val="13"/>
-  </w:num>
-  <w:num w:numId="20">
-    <w:abstractNumId w:val="11"/>
-  </w:num>
-  <w:num w:numId="21">
-    <w:abstractNumId w:val="3"/>
-  </w:num>
-  <w:num w:numId="22">
-    <w:abstractNumId w:val="24"/>
-  </w:num>
-  <w:num w:numId="23">
-    <w:abstractNumId w:val="29"/>
-  </w:num>
-  <w:num w:numId="24">
-    <w:abstractNumId w:val="18"/>
-  </w:num>
-  <w:num w:numId="25">
-    <w:abstractNumId w:val="23"/>
-  </w:num>
-  <w:num w:numId="26">
-    <w:abstractNumId w:val="4"/>
-  </w:num>
-  <w:num w:numId="27">
-    <w:abstractNumId w:val="33"/>
-  </w:num>
-  <w:num w:numId="28">
-    <w:abstractNumId w:val="32"/>
-  </w:num>
-  <w:num w:numId="29">
-    <w:abstractNumId w:val="7"/>
-  </w:num>
-  <w:num w:numId="30">
-    <w:abstractNumId w:val="30"/>
-  </w:num>
-  <w:num w:numId="31">
+  <w:num w:numId="32">
     <w:abstractNumId w:val="2"/>
   </w:num>
-  <w:num w:numId="32">
+  <w:num w:numId="33">
     <w:abstractNumId w:val="22"/>
   </w:num>
-  <w:num w:numId="33">
+  <w:num w:numId="34">
     <w:abstractNumId w:val="0"/>
   </w:num>
-  <w:num w:numId="34">
+  <w:num w:numId="35">
     <w:abstractNumId w:val="26"/>
   </w:num>
 </w:numbering>
@@ -5549,6 +6553,7 @@
       <w:jc w:val="both"/>
     </w:pPr>
     <w:rPr>
+      <w:rFonts w:asciiTheme="minorHAnsi" w:hAnsiTheme="minorHAnsi" w:eastAsiaTheme="minorEastAsia" w:cstheme="minorBidi"/>
       <w:sz w:val="21"/>
       <w:szCs w:val="22"/>
     </w:rPr>

--- a/基于STM32F103C8T6智能台灯项目调试日志.docx
+++ b/基于STM32F103C8T6智能台灯项目调试日志.docx
@@ -3332,6 +3332,7 @@
           <w:p>
             <w:pPr>
               <w:numPr>
+                <w:ilvl w:val="0"/>
                 <w:numId w:val="0"/>
               </w:numPr>
               <w:rPr>
@@ -3400,6 +3401,7 @@
           <w:p>
             <w:pPr>
               <w:numPr>
+                <w:ilvl w:val="0"/>
                 <w:numId w:val="0"/>
               </w:numPr>
               <w:rPr>
@@ -3420,6 +3422,7 @@
           <w:p>
             <w:pPr>
               <w:numPr>
+                <w:ilvl w:val="0"/>
                 <w:numId w:val="0"/>
               </w:numPr>
               <w:rPr>
@@ -3684,8 +3687,6 @@
               </w:rPr>
               <w:t>2、实现七种颜色呼吸灯交替变化</w:t>
             </w:r>
-            <w:bookmarkStart w:id="11" w:name="_GoBack"/>
-            <w:bookmarkEnd w:id="11"/>
           </w:p>
         </w:tc>
       </w:tr>
@@ -3947,18 +3948,7 @@
           <w:szCs w:val="18"/>
           <w:lang w:val="en-US" w:eastAsia="zh-CN"/>
         </w:rPr>
-        <w:t>伽马校正：人眼对暗部超级敏感，对亮部不敏感：</w:t>
-      </w:r>
-      <w:r>
-        <w:rPr>
-          <w:rFonts w:hint="eastAsia" w:ascii="Arial" w:hAnsi="Arial" w:eastAsia="等线" w:cs="Arial"/>
-          <w:b w:val="0"/>
-          <w:bCs/>
-          <w:sz w:val="22"/>
-          <w:szCs w:val="18"/>
-          <w:lang w:val="en-US" w:eastAsia="zh-CN"/>
-        </w:rPr>
-        <w:t>1. 亮度 0～50：肉眼几乎看不出变化，一直黑 2. 亮度 80～180：突然一下猛亮  3. 亮度 180～255：再加亮度，肉眼感觉几乎没变化 且限制最大亮度只有 180  直接导致：前面一大段全黑，中间突然亮，收尾没渐变= 呼吸极其生硬、不柔和</w:t>
+        <w:t>伽马校正：人眼对暗部超级敏感，对亮部不敏感：1. 亮度 0～50：肉眼几乎看不出变化，一直黑 2. 亮度 80～180：突然一下猛亮  3. 亮度 180～255：再加亮度，肉眼感觉几乎没变化 且限制最大亮度只有 180  直接导致：前面一大段全黑，中间突然亮，收尾没渐变= 呼吸极其生硬、不柔和</w:t>
       </w:r>
     </w:p>
     <w:p>
@@ -5077,20 +5067,227 @@
         <w:spacing w:before="120" w:after="120" w:line="288" w:lineRule="auto"/>
         <w:ind w:left="0"/>
         <w:jc w:val="left"/>
+        <w:rPr>
+          <w:b/>
+          <w:bCs/>
+        </w:rPr>
       </w:pPr>
       <w:r>
         <w:rPr>
           <w:rFonts w:ascii="Arial" w:hAnsi="Arial" w:eastAsia="等线" w:cs="Arial"/>
+          <w:b/>
+          <w:bCs/>
           <w:sz w:val="22"/>
         </w:rPr>
         <w:t>问题：</w:t>
       </w:r>
-    </w:p>
-    <w:p>
-      <w:pPr>
-        <w:spacing w:before="120" w:after="120" w:line="288" w:lineRule="auto"/>
-        <w:ind w:left="0"/>
-        <w:jc w:val="left"/>
+      <w:r>
+        <w:rPr>
+          <w:rFonts w:hint="eastAsia" w:ascii="Arial" w:hAnsi="Arial" w:eastAsia="等线" w:cs="Arial"/>
+          <w:b/>
+          <w:bCs/>
+          <w:sz w:val="22"/>
+          <w:lang w:val="en-US" w:eastAsia="zh-CN"/>
+        </w:rPr>
+        <w:t>2026.4.27“</w:t>
+      </w:r>
+      <w:r>
+        <w:rPr>
+          <w:rFonts w:hint="eastAsia" w:ascii="Arial" w:hAnsi="Arial" w:eastAsia="等线" w:cs="Arial"/>
+          <w:b/>
+          <w:bCs/>
+          <w:sz w:val="22"/>
+        </w:rPr>
+        <w:t>出现调节高中低挡位时，触发WS2812_MODE_RUNHORSE这个模式，出现屏闪抢模式的现象</w:t>
+      </w:r>
+      <w:r>
+        <w:rPr>
+          <w:rFonts w:hint="eastAsia" w:ascii="Arial" w:hAnsi="Arial" w:eastAsia="等线" w:cs="Arial"/>
+          <w:b/>
+          <w:bCs/>
+          <w:sz w:val="22"/>
+          <w:lang w:val="en-US" w:eastAsia="zh-CN"/>
+        </w:rPr>
+        <w:t>”</w:t>
+      </w:r>
+    </w:p>
+    <w:p>
+      <w:pPr>
+        <w:numPr>
+          <w:ilvl w:val="0"/>
+          <w:numId w:val="0"/>
+        </w:numPr>
+        <w:spacing w:before="120" w:after="120" w:line="288" w:lineRule="auto"/>
+        <w:jc w:val="left"/>
+        <w:rPr>
+          <w:rFonts w:hint="eastAsia" w:ascii="Arial" w:hAnsi="Arial" w:eastAsia="等线" w:cs="Arial"/>
+          <w:sz w:val="22"/>
+          <w:lang w:val="en-US" w:eastAsia="zh-CN"/>
+        </w:rPr>
+      </w:pPr>
+      <w:r>
+        <w:rPr>
+          <w:rFonts w:hint="eastAsia" w:ascii="Arial" w:hAnsi="Arial" w:eastAsia="等线" w:cs="Arial"/>
+          <w:color w:val="0000FF"/>
+          <w:sz w:val="22"/>
+          <w:lang w:val="en-US" w:eastAsia="zh-CN"/>
+        </w:rPr>
+        <w:t>调试步骤</w:t>
+      </w:r>
+      <w:r>
+        <w:rPr>
+          <w:rFonts w:hint="eastAsia" w:ascii="Arial" w:hAnsi="Arial" w:eastAsia="等线" w:cs="Arial"/>
+          <w:sz w:val="22"/>
+          <w:lang w:val="en-US" w:eastAsia="zh-CN"/>
+        </w:rPr>
+        <w:t xml:space="preserve">：在按键0的双击分支中加入串口打印，观察按键1按下时是否出现按键0误触，如果按下按键1时串口打印调试信息说明误触。  </w:t>
+      </w:r>
+    </w:p>
+    <w:p>
+      <w:pPr>
+        <w:numPr>
+          <w:ilvl w:val="0"/>
+          <w:numId w:val="0"/>
+        </w:numPr>
+        <w:spacing w:before="120" w:after="120" w:line="288" w:lineRule="auto"/>
+        <w:jc w:val="left"/>
+        <w:rPr>
+          <w:rFonts w:hint="eastAsia" w:ascii="Arial" w:hAnsi="Arial" w:eastAsia="等线" w:cs="Arial"/>
+          <w:sz w:val="22"/>
+          <w:lang w:val="en-US" w:eastAsia="zh-CN"/>
+        </w:rPr>
+      </w:pPr>
+      <w:r>
+        <w:rPr>
+          <w:rFonts w:hint="eastAsia" w:ascii="Arial" w:hAnsi="Arial" w:eastAsia="等线" w:cs="Arial"/>
+          <w:color w:val="FF0000"/>
+          <w:sz w:val="22"/>
+          <w:lang w:val="en-US" w:eastAsia="zh-CN"/>
+        </w:rPr>
+        <w:t>测试结果：</w:t>
+      </w:r>
+      <w:r>
+        <w:rPr>
+          <w:rFonts w:hint="eastAsia" w:ascii="Arial" w:hAnsi="Arial" w:eastAsia="等线" w:cs="Arial"/>
+          <w:sz w:val="22"/>
+          <w:lang w:val="en-US" w:eastAsia="zh-CN"/>
+        </w:rPr>
+        <w:t>验证按键0没有误触发，且出现抢模式是当按键1按第三下时出现LED全亮，且有红色的跑马灯效果在白色光上频闪，当切换为低档位时，低档位模式时现象正常</w:t>
+      </w:r>
+    </w:p>
+    <w:p>
+      <w:pPr>
+        <w:numPr>
+          <w:ilvl w:val="0"/>
+          <w:numId w:val="0"/>
+        </w:numPr>
+        <w:spacing w:before="120" w:after="120" w:line="288" w:lineRule="auto"/>
+        <w:jc w:val="left"/>
+        <w:rPr>
+          <w:rFonts w:hint="eastAsia" w:ascii="Arial" w:hAnsi="Arial" w:eastAsia="等线" w:cs="Arial"/>
+          <w:sz w:val="22"/>
+          <w:lang w:val="en-US" w:eastAsia="zh-CN"/>
+        </w:rPr>
+      </w:pPr>
+      <w:r>
+        <w:rPr>
+          <w:rFonts w:hint="eastAsia" w:ascii="Arial" w:hAnsi="Arial" w:eastAsia="等线" w:cs="Arial"/>
+          <w:sz w:val="22"/>
+          <w:lang w:val="en-US" w:eastAsia="zh-CN"/>
+        </w:rPr>
+        <w:t>原因分析：1枚举值重叠2模式显示分支编写有误，直接调用跑马灯函数</w:t>
+      </w:r>
+    </w:p>
+    <w:p>
+      <w:pPr>
+        <w:numPr>
+          <w:ilvl w:val="0"/>
+          <w:numId w:val="0"/>
+        </w:numPr>
+        <w:spacing w:before="120" w:after="120" w:line="288" w:lineRule="auto"/>
+        <w:jc w:val="left"/>
+        <w:rPr>
+          <w:rFonts w:hint="default" w:ascii="Arial" w:hAnsi="Arial" w:cs="Arial" w:eastAsiaTheme="minorEastAsia"/>
+          <w:color w:val="FF0000"/>
+          <w:sz w:val="22"/>
+          <w:lang w:val="en-US" w:eastAsia="zh-CN"/>
+        </w:rPr>
+      </w:pPr>
+      <w:r>
+        <w:rPr>
+          <w:rFonts w:hint="eastAsia" w:ascii="Arial" w:hAnsi="Arial" w:eastAsia="等线" w:cs="Arial"/>
+          <w:color w:val="FF0000"/>
+          <w:sz w:val="22"/>
+          <w:lang w:val="en-US" w:eastAsia="zh-CN"/>
+        </w:rPr>
+        <w:t>最后原因：</w:t>
+      </w:r>
+      <w:r>
+        <w:drawing>
+          <wp:inline distT="0" distB="0" distL="114300" distR="114300">
+            <wp:extent cx="673100" cy="394335"/>
+            <wp:effectExtent l="0" t="0" r="3175" b="5715"/>
+            <wp:docPr id="10" name="图片 1"/>
+            <wp:cNvGraphicFramePr>
+              <a:graphicFrameLocks xmlns:a="http://schemas.openxmlformats.org/drawingml/2006/main" noChangeAspect="1"/>
+            </wp:cNvGraphicFramePr>
+            <a:graphic xmlns:a="http://schemas.openxmlformats.org/drawingml/2006/main">
+              <a:graphicData uri="http://schemas.openxmlformats.org/drawingml/2006/picture">
+                <pic:pic xmlns:pic="http://schemas.openxmlformats.org/drawingml/2006/picture">
+                  <pic:nvPicPr>
+                    <pic:cNvPr id="10" name="图片 1"/>
+                    <pic:cNvPicPr>
+                      <a:picLocks noChangeAspect="1"/>
+                    </pic:cNvPicPr>
+                  </pic:nvPicPr>
+                  <pic:blipFill>
+                    <a:blip r:embed="rId13"/>
+                    <a:stretch>
+                      <a:fillRect/>
+                    </a:stretch>
+                  </pic:blipFill>
+                  <pic:spPr>
+                    <a:xfrm>
+                      <a:off x="0" y="0"/>
+                      <a:ext cx="673100" cy="394335"/>
+                    </a:xfrm>
+                    <a:prstGeom prst="rect">
+                      <a:avLst/>
+                    </a:prstGeom>
+                    <a:noFill/>
+                    <a:ln>
+                      <a:noFill/>
+                    </a:ln>
+                  </pic:spPr>
+                </pic:pic>
+              </a:graphicData>
+            </a:graphic>
+          </wp:inline>
+        </w:drawing>
+      </w:r>
+      <w:r>
+        <w:rPr>
+          <w:rFonts w:hint="eastAsia"/>
+        </w:rPr>
+        <w:t>WS2812_MODE_HIGH</w:t>
+      </w:r>
+      <w:r>
+        <w:rPr>
+          <w:rFonts w:hint="eastAsia"/>
+          <w:lang w:val="en-US" w:eastAsia="zh-CN"/>
+        </w:rPr>
+        <w:t>缺少break；导致高档位和跑马灯同时执行</w:t>
+      </w:r>
+    </w:p>
+    <w:p>
+      <w:pPr>
+        <w:spacing w:before="120" w:after="120" w:line="288" w:lineRule="auto"/>
+        <w:ind w:left="0"/>
+        <w:jc w:val="left"/>
+        <w:rPr>
+          <w:rFonts w:hint="default" w:eastAsia="等线"/>
+          <w:lang w:val="en-US" w:eastAsia="zh-CN"/>
+        </w:rPr>
       </w:pPr>
       <w:r>
         <w:rPr>
@@ -5098,6 +5295,14 @@
           <w:sz w:val="22"/>
         </w:rPr>
         <w:t>解决：</w:t>
+      </w:r>
+      <w:r>
+        <w:rPr>
+          <w:rFonts w:hint="eastAsia" w:ascii="Arial" w:hAnsi="Arial" w:eastAsia="等线" w:cs="Arial"/>
+          <w:sz w:val="22"/>
+          <w:lang w:val="en-US" w:eastAsia="zh-CN"/>
+        </w:rPr>
+        <w:t>在跑马灯后加上break;</w:t>
       </w:r>
     </w:p>
     <w:p>
@@ -5113,23 +5318,98 @@
       <w:r>
         <w:rPr>
           <w:rFonts w:ascii="Arial" w:hAnsi="Arial" w:eastAsia="等线" w:cs="Arial"/>
+          <w:b/>
+          <w:bCs/>
           <w:sz w:val="22"/>
         </w:rPr>
         <w:t>问题：</w:t>
       </w:r>
-    </w:p>
-    <w:p>
-      <w:pPr>
-        <w:spacing w:before="120" w:after="120" w:line="288" w:lineRule="auto"/>
-        <w:ind w:left="0"/>
-        <w:jc w:val="left"/>
+      <w:r>
+        <w:rPr>
+          <w:rFonts w:hint="eastAsia" w:ascii="Arial" w:hAnsi="Arial" w:eastAsia="等线" w:cs="Arial"/>
+          <w:b/>
+          <w:bCs/>
+          <w:sz w:val="22"/>
+          <w:lang w:val="en-US" w:eastAsia="zh-CN"/>
+        </w:rPr>
+        <w:t xml:space="preserve">2026年4月28日“单色跑马灯第一颗无法熄灭” </w:t>
+      </w:r>
+      <w:r>
+        <w:drawing>
+          <wp:inline distT="0" distB="0" distL="114300" distR="114300">
+            <wp:extent cx="2346325" cy="504825"/>
+            <wp:effectExtent l="0" t="0" r="6350" b="0"/>
+            <wp:docPr id="11" name="图片 1"/>
+            <wp:cNvGraphicFramePr>
+              <a:graphicFrameLocks xmlns:a="http://schemas.openxmlformats.org/drawingml/2006/main" noChangeAspect="1"/>
+            </wp:cNvGraphicFramePr>
+            <a:graphic xmlns:a="http://schemas.openxmlformats.org/drawingml/2006/main">
+              <a:graphicData uri="http://schemas.openxmlformats.org/drawingml/2006/picture">
+                <pic:pic xmlns:pic="http://schemas.openxmlformats.org/drawingml/2006/picture">
+                  <pic:nvPicPr>
+                    <pic:cNvPr id="11" name="图片 1"/>
+                    <pic:cNvPicPr>
+                      <a:picLocks noChangeAspect="1"/>
+                    </pic:cNvPicPr>
+                  </pic:nvPicPr>
+                  <pic:blipFill>
+                    <a:blip r:embed="rId14"/>
+                    <a:stretch>
+                      <a:fillRect/>
+                    </a:stretch>
+                  </pic:blipFill>
+                  <pic:spPr>
+                    <a:xfrm>
+                      <a:off x="0" y="0"/>
+                      <a:ext cx="2346325" cy="504825"/>
+                    </a:xfrm>
+                    <a:prstGeom prst="rect">
+                      <a:avLst/>
+                    </a:prstGeom>
+                    <a:noFill/>
+                    <a:ln>
+                      <a:noFill/>
+                    </a:ln>
+                  </pic:spPr>
+                </pic:pic>
+              </a:graphicData>
+            </a:graphic>
+          </wp:inline>
+        </w:drawing>
+      </w:r>
+      <w:r>
+        <w:rPr>
+          <w:rFonts w:hint="eastAsia"/>
+          <w:lang w:val="en-US" w:eastAsia="zh-CN"/>
+        </w:rPr>
+        <w:t>两个判断逻辑写反了，当water_pos = 8时 8- 8 = 0 而条件是water_pos &gt; 8 ,永远不进入灭第一颗灯，第二个if为&lt;=,实际应该为&lt;即可</w:t>
+      </w:r>
+    </w:p>
+    <w:p>
+      <w:pPr>
+        <w:spacing w:before="120" w:after="120" w:line="288" w:lineRule="auto"/>
+        <w:ind w:left="0"/>
+        <w:jc w:val="left"/>
+        <w:rPr>
+          <w:rFonts w:hint="default" w:eastAsia="等线"/>
+          <w:lang w:val="en-US" w:eastAsia="zh-CN"/>
+        </w:rPr>
       </w:pPr>
       <w:r>
         <w:rPr>
           <w:rFonts w:ascii="Arial" w:hAnsi="Arial" w:eastAsia="等线" w:cs="Arial"/>
+          <w:color w:val="FF0000"/>
           <w:sz w:val="22"/>
         </w:rPr>
         <w:t>解决：</w:t>
+      </w:r>
+      <w:r>
+        <w:rPr>
+          <w:rFonts w:hint="eastAsia" w:ascii="Arial" w:hAnsi="Arial" w:eastAsia="等线" w:cs="Arial"/>
+          <w:sz w:val="22"/>
+          <w:lang w:val="en-US" w:eastAsia="zh-CN"/>
+        </w:rPr>
+        <w:t>把第一个if改为大于等于，pos=8时刚好灭第0个灯</w:t>
       </w:r>
     </w:p>
     <w:p>
@@ -5141,20 +5421,49 @@
         <w:spacing w:before="120" w:after="120" w:line="288" w:lineRule="auto"/>
         <w:ind w:left="0"/>
         <w:jc w:val="left"/>
+        <w:rPr>
+          <w:b/>
+          <w:bCs/>
+        </w:rPr>
       </w:pPr>
       <w:r>
         <w:rPr>
           <w:rFonts w:ascii="Arial" w:hAnsi="Arial" w:eastAsia="等线" w:cs="Arial"/>
+          <w:b/>
+          <w:bCs/>
           <w:sz w:val="22"/>
         </w:rPr>
         <w:t>问题：</w:t>
       </w:r>
-    </w:p>
-    <w:p>
-      <w:pPr>
-        <w:spacing w:before="120" w:after="120" w:line="288" w:lineRule="auto"/>
-        <w:ind w:left="0"/>
-        <w:jc w:val="left"/>
+      <w:r>
+        <w:rPr>
+          <w:rFonts w:hint="eastAsia" w:ascii="Arial" w:hAnsi="Arial" w:eastAsia="等线" w:cs="Arial"/>
+          <w:b/>
+          <w:bCs/>
+          <w:sz w:val="22"/>
+          <w:lang w:val="en-US" w:eastAsia="zh-CN"/>
+        </w:rPr>
+        <w:t>2026年4月28日 “由呼吸灯模式切换为跑马灯模式时，模块颜色存在残值，且不能从第一颗灯开始点亮”</w:t>
+      </w:r>
+    </w:p>
+    <w:p>
+      <w:pPr>
+        <w:numPr>
+          <w:numId w:val="0"/>
+        </w:numPr>
+        <w:spacing w:before="120" w:after="120" w:line="288" w:lineRule="auto"/>
+        <w:jc w:val="left"/>
+      </w:pPr>
+    </w:p>
+    <w:p>
+      <w:pPr>
+        <w:spacing w:before="120" w:after="120" w:line="288" w:lineRule="auto"/>
+        <w:ind w:left="0"/>
+        <w:jc w:val="left"/>
+        <w:rPr>
+          <w:rFonts w:hint="eastAsia"/>
+          <w:lang w:val="en-US" w:eastAsia="zh-CN"/>
+        </w:rPr>
       </w:pPr>
       <w:r>
         <w:rPr>
@@ -5162,6 +5471,1204 @@
           <w:sz w:val="22"/>
         </w:rPr>
         <w:t>解决：</w:t>
+      </w:r>
+      <w:r>
+        <w:drawing>
+          <wp:inline distT="0" distB="0" distL="114300" distR="114300">
+            <wp:extent cx="1482090" cy="743585"/>
+            <wp:effectExtent l="0" t="0" r="3810" b="8890"/>
+            <wp:docPr id="12" name="图片 1"/>
+            <wp:cNvGraphicFramePr>
+              <a:graphicFrameLocks xmlns:a="http://schemas.openxmlformats.org/drawingml/2006/main" noChangeAspect="1"/>
+            </wp:cNvGraphicFramePr>
+            <a:graphic xmlns:a="http://schemas.openxmlformats.org/drawingml/2006/main">
+              <a:graphicData uri="http://schemas.openxmlformats.org/drawingml/2006/picture">
+                <pic:pic xmlns:pic="http://schemas.openxmlformats.org/drawingml/2006/picture">
+                  <pic:nvPicPr>
+                    <pic:cNvPr id="12" name="图片 1"/>
+                    <pic:cNvPicPr>
+                      <a:picLocks noChangeAspect="1"/>
+                    </pic:cNvPicPr>
+                  </pic:nvPicPr>
+                  <pic:blipFill>
+                    <a:blip r:embed="rId15"/>
+                    <a:stretch>
+                      <a:fillRect/>
+                    </a:stretch>
+                  </pic:blipFill>
+                  <pic:spPr>
+                    <a:xfrm>
+                      <a:off x="0" y="0"/>
+                      <a:ext cx="1482090" cy="743585"/>
+                    </a:xfrm>
+                    <a:prstGeom prst="rect">
+                      <a:avLst/>
+                    </a:prstGeom>
+                    <a:noFill/>
+                    <a:ln>
+                      <a:noFill/>
+                    </a:ln>
+                  </pic:spPr>
+                </pic:pic>
+              </a:graphicData>
+            </a:graphic>
+          </wp:inline>
+        </w:drawing>
+      </w:r>
+      <w:r>
+        <w:rPr>
+          <w:rFonts w:hint="eastAsia"/>
+          <w:lang w:val="en-US" w:eastAsia="zh-CN"/>
+        </w:rPr>
+        <w:t>在APP.ws2812B.c的模式转换中添加局部静态跑马灯清楚标志变量last_mode，确保进入跑马灯模式时仅有第一次全灭，后续判断还是跑马灯模式时不做清除，并在切入其他模式时，重置标志位last_mode</w:t>
+      </w:r>
+    </w:p>
+    <w:p>
+      <w:pPr>
+        <w:numPr>
+          <w:numId w:val="0"/>
+        </w:numPr>
+        <w:spacing w:before="120" w:after="120" w:line="288" w:lineRule="auto"/>
+        <w:ind w:leftChars="0"/>
+        <w:jc w:val="left"/>
+        <w:rPr>
+          <w:rFonts w:hint="eastAsia" w:ascii="Arial" w:hAnsi="Arial" w:eastAsia="等线" w:cs="Arial"/>
+          <w:b/>
+          <w:bCs/>
+          <w:sz w:val="22"/>
+          <w:lang w:val="en-US" w:eastAsia="zh-CN"/>
+        </w:rPr>
+      </w:pPr>
+      <w:r>
+        <w:rPr>
+          <w:rFonts w:hint="eastAsia" w:ascii="Arial" w:hAnsi="Arial" w:eastAsia="等线" w:cs="Arial"/>
+          <w:sz w:val="22"/>
+          <w:lang w:val="en-US" w:eastAsia="zh-CN"/>
+        </w:rPr>
+        <w:t>4、</w:t>
+      </w:r>
+      <w:r>
+        <w:rPr>
+          <w:rFonts w:ascii="Arial" w:hAnsi="Arial" w:eastAsia="等线" w:cs="Arial"/>
+          <w:b/>
+          <w:bCs/>
+          <w:sz w:val="22"/>
+        </w:rPr>
+        <w:t>问题：</w:t>
+      </w:r>
+      <w:r>
+        <w:rPr>
+          <w:rFonts w:hint="eastAsia" w:ascii="Arial" w:hAnsi="Arial" w:eastAsia="等线" w:cs="Arial"/>
+          <w:b/>
+          <w:bCs/>
+          <w:sz w:val="22"/>
+          <w:lang w:val="en-US" w:eastAsia="zh-CN"/>
+        </w:rPr>
+        <w:t>2026年4月28日呼吸灯亮度增加到峰值时，出现短暂一次频闪现象</w:t>
+      </w:r>
+    </w:p>
+    <w:p>
+      <w:pPr>
+        <w:numPr>
+          <w:ilvl w:val="0"/>
+          <w:numId w:val="0"/>
+        </w:numPr>
+        <w:spacing w:before="120" w:after="120" w:line="288" w:lineRule="auto"/>
+        <w:ind w:leftChars="0"/>
+        <w:jc w:val="left"/>
+        <w:rPr>
+          <w:rFonts w:hint="eastAsia" w:ascii="Arial" w:hAnsi="Arial" w:eastAsia="等线" w:cs="Arial"/>
+          <w:sz w:val="22"/>
+          <w:lang w:val="en-US" w:eastAsia="zh-CN"/>
+        </w:rPr>
+      </w:pPr>
+    </w:p>
+    <w:p>
+      <w:pPr>
+        <w:numPr>
+          <w:ilvl w:val="0"/>
+          <w:numId w:val="0"/>
+        </w:numPr>
+        <w:spacing w:before="120" w:after="120" w:line="288" w:lineRule="auto"/>
+        <w:ind w:leftChars="0"/>
+        <w:jc w:val="left"/>
+        <w:rPr>
+          <w:rFonts w:hint="eastAsia" w:ascii="Arial" w:hAnsi="Arial" w:eastAsia="等线" w:cs="Arial"/>
+          <w:color w:val="FF0000"/>
+          <w:sz w:val="22"/>
+          <w:lang w:val="en-US" w:eastAsia="zh-CN"/>
+        </w:rPr>
+      </w:pPr>
+      <w:r>
+        <w:rPr>
+          <w:rFonts w:hint="default" w:eastAsia="等线"/>
+          <w:lang w:val="en-US" w:eastAsia="zh-CN"/>
+        </w:rPr>
+        <w:drawing>
+          <wp:inline distT="0" distB="0" distL="114300" distR="114300">
+            <wp:extent cx="1564005" cy="1288415"/>
+            <wp:effectExtent l="0" t="0" r="7620" b="6985"/>
+            <wp:docPr id="13" name="图片 13" descr="屏幕截图 2026-04-28 184330"/>
+            <wp:cNvGraphicFramePr>
+              <a:graphicFrameLocks xmlns:a="http://schemas.openxmlformats.org/drawingml/2006/main" noChangeAspect="1"/>
+            </wp:cNvGraphicFramePr>
+            <a:graphic xmlns:a="http://schemas.openxmlformats.org/drawingml/2006/main">
+              <a:graphicData uri="http://schemas.openxmlformats.org/drawingml/2006/picture">
+                <pic:pic xmlns:pic="http://schemas.openxmlformats.org/drawingml/2006/picture">
+                  <pic:nvPicPr>
+                    <pic:cNvPr id="13" name="图片 13" descr="屏幕截图 2026-04-28 184330"/>
+                    <pic:cNvPicPr>
+                      <a:picLocks noChangeAspect="1"/>
+                    </pic:cNvPicPr>
+                  </pic:nvPicPr>
+                  <pic:blipFill>
+                    <a:blip r:embed="rId16"/>
+                    <a:stretch>
+                      <a:fillRect/>
+                    </a:stretch>
+                  </pic:blipFill>
+                  <pic:spPr>
+                    <a:xfrm>
+                      <a:off x="0" y="0"/>
+                      <a:ext cx="1564005" cy="1288415"/>
+                    </a:xfrm>
+                    <a:prstGeom prst="rect">
+                      <a:avLst/>
+                    </a:prstGeom>
+                  </pic:spPr>
+                </pic:pic>
+              </a:graphicData>
+            </a:graphic>
+          </wp:inline>
+        </w:drawing>
+      </w:r>
+      <w:r>
+        <w:rPr>
+          <w:rFonts w:hint="eastAsia" w:ascii="Arial" w:hAnsi="Arial" w:eastAsia="等线" w:cs="Arial"/>
+          <w:color w:val="FF0000"/>
+          <w:sz w:val="22"/>
+          <w:lang w:val="en-US" w:eastAsia="zh-CN"/>
+        </w:rPr>
+        <w:t>原因：总结三数全部180重合 + 顶点同帧锁死+换向+变色+刷屏多重突变挤压， 亮度上限180、除法分母180、伽马表最大下标180，三个关键数字完全重合在一起，形成数学临界奇点。公式直接约分  line=i ，亮度变化无缓冲、断崖跳变。到达最高点同一中断同一帧同时触发6件事：</w:t>
+      </w:r>
+    </w:p>
+    <w:p>
+      <w:pPr>
+        <w:numPr>
+          <w:ilvl w:val="0"/>
+          <w:numId w:val="0"/>
+        </w:numPr>
+        <w:spacing w:before="120" w:after="120" w:line="288" w:lineRule="auto"/>
+        <w:ind w:leftChars="0"/>
+        <w:jc w:val="left"/>
+        <w:rPr>
+          <w:rFonts w:hint="default" w:ascii="Arial" w:hAnsi="Arial" w:eastAsia="等线" w:cs="Arial"/>
+          <w:color w:val="000000" w:themeColor="text1"/>
+          <w:sz w:val="22"/>
+          <w:lang w:val="en-US" w:eastAsia="zh-CN"/>
+          <w14:textFill>
+            <w14:solidFill>
+              <w14:schemeClr w14:val="tx1"/>
+            </w14:solidFill>
+          </w14:textFill>
+        </w:rPr>
+      </w:pPr>
+      <w:r>
+        <w:rPr>
+          <w:rFonts w:hint="eastAsia" w:ascii="Arial" w:hAnsi="Arial" w:eastAsia="等线" w:cs="Arial"/>
+          <w:color w:val="000000" w:themeColor="text1"/>
+          <w:sz w:val="22"/>
+          <w:lang w:val="en-US" w:eastAsia="zh-CN"/>
+          <w14:textFill>
+            <w14:solidFill>
+              <w14:schemeClr w14:val="tx1"/>
+            </w14:solidFill>
+          </w14:textFill>
+        </w:rPr>
+        <w:t>-i一路涨到180  （爬到最顶了）</w:t>
+      </w:r>
+    </w:p>
+    <w:p>
+      <w:pPr>
+        <w:numPr>
+          <w:ilvl w:val="0"/>
+          <w:numId w:val="0"/>
+        </w:numPr>
+        <w:spacing w:before="120" w:after="120" w:line="288" w:lineRule="auto"/>
+        <w:ind w:leftChars="0"/>
+        <w:jc w:val="left"/>
+        <w:rPr>
+          <w:rFonts w:hint="eastAsia" w:ascii="Arial" w:hAnsi="Arial" w:eastAsia="等线" w:cs="Arial"/>
+          <w:color w:val="000000" w:themeColor="text1"/>
+          <w:sz w:val="22"/>
+          <w:lang w:val="en-US" w:eastAsia="zh-CN"/>
+          <w14:textFill>
+            <w14:solidFill>
+              <w14:schemeClr w14:val="tx1"/>
+            </w14:solidFill>
+          </w14:textFill>
+        </w:rPr>
+      </w:pPr>
+      <w:r>
+        <w:rPr>
+          <w:rFonts w:hint="eastAsia" w:ascii="Arial" w:hAnsi="Arial" w:eastAsia="等线" w:cs="Arial"/>
+          <w:color w:val="000000" w:themeColor="text1"/>
+          <w:sz w:val="22"/>
+          <w:lang w:val="en-US" w:eastAsia="zh-CN"/>
+          <w14:textFill>
+            <w14:solidFill>
+              <w14:schemeClr w14:val="tx1"/>
+            </w14:solidFill>
+          </w14:textFill>
+        </w:rPr>
+        <w:t>-i强行被代码锁死  i=180 （本来还在动，代码一把按住不准动，突然急刹车）</w:t>
+      </w:r>
+    </w:p>
+    <w:p>
+      <w:pPr>
+        <w:numPr>
+          <w:ilvl w:val="0"/>
+          <w:numId w:val="0"/>
+        </w:numPr>
+        <w:spacing w:before="120" w:after="120" w:line="288" w:lineRule="auto"/>
+        <w:ind w:leftChars="0"/>
+        <w:jc w:val="left"/>
+        <w:rPr>
+          <w:rFonts w:hint="default" w:ascii="Arial" w:hAnsi="Arial" w:eastAsia="等线" w:cs="Arial"/>
+          <w:color w:val="000000" w:themeColor="text1"/>
+          <w:sz w:val="22"/>
+          <w:lang w:val="en-US" w:eastAsia="zh-CN"/>
+          <w14:textFill>
+            <w14:solidFill>
+              <w14:schemeClr w14:val="tx1"/>
+            </w14:solidFill>
+          </w14:textFill>
+        </w:rPr>
+      </w:pPr>
+      <w:r>
+        <w:rPr>
+          <w:rFonts w:hint="eastAsia" w:ascii="Arial" w:hAnsi="Arial" w:eastAsia="等线" w:cs="Arial"/>
+          <w:color w:val="000000" w:themeColor="text1"/>
+          <w:sz w:val="22"/>
+          <w:lang w:val="en-US" w:eastAsia="zh-CN"/>
+          <w14:textFill>
+            <w14:solidFill>
+              <w14:schemeClr w14:val="tx1"/>
+            </w14:solidFill>
+          </w14:textFill>
+        </w:rPr>
+        <w:t>-运动方向瞬间反转 （刹车瞬间立刻倒车往下掉全速前进→刹死→瞬间倒车汽车这样必抖动顿挫）</w:t>
+      </w:r>
+    </w:p>
+    <w:p>
+      <w:pPr>
+        <w:numPr>
+          <w:ilvl w:val="0"/>
+          <w:numId w:val="0"/>
+        </w:numPr>
+        <w:spacing w:before="120" w:after="120" w:line="288" w:lineRule="auto"/>
+        <w:ind w:leftChars="0"/>
+        <w:jc w:val="left"/>
+        <w:rPr>
+          <w:rFonts w:hint="default" w:ascii="Arial" w:hAnsi="Arial" w:eastAsia="等线" w:cs="Arial"/>
+          <w:color w:val="000000" w:themeColor="text1"/>
+          <w:sz w:val="22"/>
+          <w:lang w:val="en-US" w:eastAsia="zh-CN"/>
+          <w14:textFill>
+            <w14:solidFill>
+              <w14:schemeClr w14:val="tx1"/>
+            </w14:solidFill>
+          </w14:textFill>
+        </w:rPr>
+      </w:pPr>
+      <w:r>
+        <w:rPr>
+          <w:rFonts w:hint="eastAsia" w:ascii="Arial" w:hAnsi="Arial" w:eastAsia="等线" w:cs="Arial"/>
+          <w:color w:val="000000" w:themeColor="text1"/>
+          <w:sz w:val="22"/>
+          <w:lang w:val="en-US" w:eastAsia="zh-CN"/>
+          <w14:textFill>
+            <w14:solidFill>
+              <w14:schemeClr w14:val="tx1"/>
+            </w14:solidFill>
+          </w14:textFill>
+        </w:rPr>
+        <w:t>-标记切换七色颜色 （同一时间还要准备切换下一个颜色额外超大计算量）</w:t>
+      </w:r>
+    </w:p>
+    <w:p>
+      <w:pPr>
+        <w:numPr>
+          <w:ilvl w:val="0"/>
+          <w:numId w:val="0"/>
+        </w:numPr>
+        <w:spacing w:before="120" w:after="120" w:line="288" w:lineRule="auto"/>
+        <w:ind w:leftChars="0"/>
+        <w:jc w:val="left"/>
+        <w:rPr>
+          <w:rFonts w:hint="default" w:ascii="Arial" w:hAnsi="Arial" w:eastAsia="等线" w:cs="Arial"/>
+          <w:color w:val="000000" w:themeColor="text1"/>
+          <w:sz w:val="22"/>
+          <w:lang w:val="en-US" w:eastAsia="zh-CN"/>
+          <w14:textFill>
+            <w14:solidFill>
+              <w14:schemeClr w14:val="tx1"/>
+            </w14:solidFill>
+          </w14:textFill>
+        </w:rPr>
+      </w:pPr>
+      <w:r>
+        <w:rPr>
+          <w:rFonts w:hint="eastAsia" w:ascii="Arial" w:hAnsi="Arial" w:eastAsia="等线" w:cs="Arial"/>
+          <w:color w:val="000000" w:themeColor="text1"/>
+          <w:sz w:val="22"/>
+          <w:lang w:val="en-US" w:eastAsia="zh-CN"/>
+          <w14:textFill>
+            <w14:solidFill>
+              <w14:schemeClr w14:val="tx1"/>
+            </w14:solidFill>
+          </w14:textFill>
+        </w:rPr>
+        <w:t>-伽马查表走到数组最后死亡边界   （表格到头了，数组临界边缘最容易出错跳值）</w:t>
+      </w:r>
+    </w:p>
+    <w:p>
+      <w:pPr>
+        <w:numPr>
+          <w:ilvl w:val="0"/>
+          <w:numId w:val="0"/>
+        </w:numPr>
+        <w:spacing w:before="120" w:after="120" w:line="288" w:lineRule="auto"/>
+        <w:ind w:leftChars="0"/>
+        <w:jc w:val="left"/>
+        <w:rPr>
+          <w:rFonts w:hint="default" w:ascii="Arial" w:hAnsi="Arial" w:eastAsia="等线" w:cs="Arial"/>
+          <w:color w:val="000000" w:themeColor="text1"/>
+          <w:sz w:val="22"/>
+          <w:lang w:val="en-US" w:eastAsia="zh-CN"/>
+          <w14:textFill>
+            <w14:solidFill>
+              <w14:schemeClr w14:val="tx1"/>
+            </w14:solidFill>
+          </w14:textFill>
+        </w:rPr>
+      </w:pPr>
+      <w:r>
+        <w:rPr>
+          <w:rFonts w:hint="eastAsia" w:ascii="Arial" w:hAnsi="Arial" w:eastAsia="等线" w:cs="Arial"/>
+          <w:color w:val="000000" w:themeColor="text1"/>
+          <w:sz w:val="22"/>
+          <w:lang w:val="en-US" w:eastAsia="zh-CN"/>
+          <w14:textFill>
+            <w14:solidFill>
+              <w14:schemeClr w14:val="tx1"/>
+            </w14:solidFill>
+          </w14:textFill>
+        </w:rPr>
+        <w:t>-整片灯带全部重新刷新WS281数据  （总线爆满、波形拥挤、时序打架）</w:t>
+      </w:r>
+    </w:p>
+    <w:p>
+      <w:pPr>
+        <w:numPr>
+          <w:ilvl w:val="0"/>
+          <w:numId w:val="0"/>
+        </w:numPr>
+        <w:spacing w:before="120" w:after="120" w:line="288" w:lineRule="auto"/>
+        <w:ind w:leftChars="0"/>
+        <w:jc w:val="left"/>
+        <w:rPr>
+          <w:rFonts w:hint="default" w:ascii="Arial" w:hAnsi="Arial" w:eastAsia="等线" w:cs="Arial"/>
+          <w:color w:val="000000" w:themeColor="text1"/>
+          <w:sz w:val="22"/>
+          <w:lang w:val="en-US" w:eastAsia="zh-CN"/>
+          <w14:textFill>
+            <w14:solidFill>
+              <w14:schemeClr w14:val="tx1"/>
+            </w14:solidFill>
+          </w14:textFill>
+        </w:rPr>
+      </w:pPr>
+      <w:r>
+        <w:rPr>
+          <w:rFonts w:hint="eastAsia" w:ascii="Arial" w:hAnsi="Arial" w:eastAsia="等线" w:cs="Arial"/>
+          <w:color w:val="000000" w:themeColor="text1"/>
+          <w:sz w:val="22"/>
+          <w:lang w:val="en-US" w:eastAsia="zh-CN"/>
+          <w14:textFill>
+            <w14:solidFill>
+              <w14:schemeClr w14:val="tx1"/>
+            </w14:solidFill>
+          </w14:textFill>
+        </w:rPr>
+        <w:t>可以想象成 （同一一瞬间，刹车 + 倒车 + 锁死速度 + 换颜色 + 表格到头 + 全线刷屏）</w:t>
+      </w:r>
+    </w:p>
+    <w:p>
+      <w:pPr>
+        <w:numPr>
+          <w:ilvl w:val="0"/>
+          <w:numId w:val="0"/>
+        </w:numPr>
+        <w:spacing w:before="120" w:after="120" w:line="288" w:lineRule="auto"/>
+        <w:ind w:leftChars="0"/>
+        <w:jc w:val="left"/>
+        <w:rPr>
+          <w:rFonts w:hint="eastAsia" w:ascii="Arial" w:hAnsi="Arial" w:eastAsia="等线" w:cs="Arial"/>
+          <w:color w:val="000000" w:themeColor="text1"/>
+          <w:sz w:val="22"/>
+          <w:lang w:val="en-US" w:eastAsia="zh-CN"/>
+          <w14:textFill>
+            <w14:solidFill>
+              <w14:schemeClr w14:val="tx1"/>
+            </w14:solidFill>
+          </w14:textFill>
+        </w:rPr>
+      </w:pPr>
+      <w:r>
+        <w:rPr>
+          <w:rFonts w:hint="eastAsia" w:ascii="Arial" w:hAnsi="Arial" w:eastAsia="等线" w:cs="Arial"/>
+          <w:color w:val="000000" w:themeColor="text1"/>
+          <w:sz w:val="22"/>
+          <w:lang w:val="en-US" w:eastAsia="zh-CN"/>
+          <w14:textFill>
+            <w14:solidFill>
+              <w14:schemeClr w14:val="tx1"/>
+            </w14:solidFill>
+          </w14:textFill>
+        </w:rPr>
+        <w:t>总线时序拥挤、数据撕裂、数值突变 →肉眼固定闪一下，6个巨大动作堆在一起</w:t>
+      </w:r>
+    </w:p>
+    <w:p>
+      <w:pPr>
+        <w:numPr>
+          <w:ilvl w:val="0"/>
+          <w:numId w:val="0"/>
+        </w:numPr>
+        <w:spacing w:before="120" w:after="120" w:line="288" w:lineRule="auto"/>
+        <w:ind w:leftChars="0"/>
+        <w:jc w:val="left"/>
+        <w:rPr>
+          <w:rFonts w:hint="eastAsia" w:ascii="Arial" w:hAnsi="Arial" w:eastAsia="等线" w:cs="Arial"/>
+          <w:color w:val="000000" w:themeColor="text1"/>
+          <w:sz w:val="22"/>
+          <w:lang w:val="en-US" w:eastAsia="zh-CN"/>
+          <w14:textFill>
+            <w14:solidFill>
+              <w14:schemeClr w14:val="tx1"/>
+            </w14:solidFill>
+          </w14:textFill>
+        </w:rPr>
+      </w:pPr>
+      <w:r>
+        <w:rPr>
+          <w:rFonts w:hint="eastAsia" w:ascii="Arial" w:hAnsi="Arial" w:eastAsia="等线" w:cs="Arial"/>
+          <w:color w:val="000000" w:themeColor="text1"/>
+          <w:sz w:val="22"/>
+          <w:lang w:val="en-US" w:eastAsia="zh-CN"/>
+          <w14:textFill>
+            <w14:solidFill>
+              <w14:schemeClr w14:val="tx1"/>
+            </w14:solidFill>
+          </w14:textFill>
+        </w:rPr>
+        <w:t>电压不稳、数据错乱肉眼就是啪闪一下</w:t>
+      </w:r>
+    </w:p>
+    <w:p>
+      <w:pPr>
+        <w:numPr>
+          <w:ilvl w:val="0"/>
+          <w:numId w:val="0"/>
+        </w:numPr>
+        <w:spacing w:before="120" w:after="120" w:line="288" w:lineRule="auto"/>
+        <w:ind w:leftChars="0"/>
+        <w:jc w:val="left"/>
+        <w:rPr>
+          <w:rFonts w:hint="default" w:eastAsia="等线"/>
+          <w:color w:val="000000" w:themeColor="text1"/>
+          <w:lang w:val="en-US" w:eastAsia="zh-CN"/>
+          <w14:textFill>
+            <w14:solidFill>
+              <w14:schemeClr w14:val="tx1"/>
+            </w14:solidFill>
+          </w14:textFill>
+        </w:rPr>
+      </w:pPr>
+      <w:r>
+        <w:rPr>
+          <w:rFonts w:hint="eastAsia" w:ascii="Arial" w:hAnsi="Arial" w:eastAsia="等线" w:cs="Arial"/>
+          <w:color w:val="000000" w:themeColor="text1"/>
+          <w:sz w:val="22"/>
+          <w:lang w:val="en-US" w:eastAsia="zh-CN"/>
+          <w14:textFill>
+            <w14:solidFill>
+              <w14:schemeClr w14:val="tx1"/>
+            </w14:solidFill>
+          </w14:textFill>
+        </w:rPr>
+        <w:t xml:space="preserve"> 底部i=0不会频闪：下降平缓、不三重重合、不变色爆发叠加。</w:t>
+      </w:r>
+    </w:p>
+    <w:p>
+      <w:pPr>
+        <w:spacing w:before="120" w:after="120" w:line="288" w:lineRule="auto"/>
+        <w:ind w:left="0"/>
+        <w:jc w:val="left"/>
+        <w:rPr>
+          <w:rFonts w:hint="eastAsia"/>
+          <w:color w:val="000000" w:themeColor="text1"/>
+          <w:lang w:val="en-US" w:eastAsia="zh-CN"/>
+          <w14:textFill>
+            <w14:solidFill>
+              <w14:schemeClr w14:val="tx1"/>
+            </w14:solidFill>
+          </w14:textFill>
+        </w:rPr>
+      </w:pPr>
+      <w:r>
+        <w:rPr>
+          <w:rFonts w:hint="eastAsia"/>
+          <w:color w:val="FF0000"/>
+          <w:lang w:val="en-US" w:eastAsia="zh-CN"/>
+        </w:rPr>
+        <w:t>解决方案：1、改变MAX_BRIGHT亮度峰值，即改变乘法分母</w:t>
+      </w:r>
+      <w:r>
+        <w:rPr>
+          <w:rFonts w:hint="eastAsia"/>
+          <w:color w:val="000000" w:themeColor="text1"/>
+          <w:lang w:val="en-US" w:eastAsia="zh-CN"/>
+          <w14:textFill>
+            <w14:solidFill>
+              <w14:schemeClr w14:val="tx1"/>
+            </w14:solidFill>
+          </w14:textFill>
+        </w:rPr>
+        <w:t>，破坏三重180全等重合➡永久无频闪，根治   2、永远踩不到伽马表边界奇点3、同帧不会数学断崖跳变这辈子不会峰值闪</w:t>
+      </w:r>
+    </w:p>
+    <w:p>
+      <w:pPr>
+        <w:spacing w:before="120" w:after="120" w:line="288" w:lineRule="auto"/>
+        <w:ind w:left="0"/>
+        <w:jc w:val="left"/>
+        <w:rPr>
+          <w:rFonts w:hint="eastAsia"/>
+          <w:color w:val="000000" w:themeColor="text1"/>
+          <w:lang w:val="en-US" w:eastAsia="zh-CN"/>
+          <w14:textFill>
+            <w14:solidFill>
+              <w14:schemeClr w14:val="tx1"/>
+            </w14:solidFill>
+          </w14:textFill>
+        </w:rPr>
+      </w:pPr>
+      <w:r>
+        <w:rPr>
+          <w:rFonts w:hint="eastAsia"/>
+          <w:color w:val="000000" w:themeColor="text1"/>
+          <w:lang w:val="en-US" w:eastAsia="zh-CN"/>
+          <w14:textFill>
+            <w14:solidFill>
+              <w14:schemeClr w14:val="tx1"/>
+            </w14:solidFill>
+          </w14:textFill>
+        </w:rPr>
+        <w:t>缺点：1、整体呼吸明显变暗，亮度缩水</w:t>
+      </w:r>
+    </w:p>
+    <w:p>
+      <w:pPr>
+        <w:spacing w:before="120" w:after="120" w:line="288" w:lineRule="auto"/>
+        <w:ind w:left="0"/>
+        <w:jc w:val="left"/>
+        <w:rPr>
+          <w:rFonts w:hint="eastAsia"/>
+          <w:color w:val="000000" w:themeColor="text1"/>
+          <w:lang w:val="en-US" w:eastAsia="zh-CN"/>
+          <w14:textFill>
+            <w14:solidFill>
+              <w14:schemeClr w14:val="tx1"/>
+            </w14:solidFill>
+          </w14:textFill>
+        </w:rPr>
+      </w:pPr>
+      <w:r>
+        <w:rPr>
+          <w:rFonts w:hint="eastAsia"/>
+          <w:color w:val="000000" w:themeColor="text1"/>
+          <w:lang w:val="en-US" w:eastAsia="zh-CN"/>
+          <w14:textFill>
+            <w14:solidFill>
+              <w14:schemeClr w14:val="tx1"/>
+            </w14:solidFill>
+          </w14:textFill>
+        </w:rPr>
+        <w:t>2、呼吸爬升曲线变弯，观感不一样</w:t>
+      </w:r>
+    </w:p>
+    <w:p>
+      <w:pPr>
+        <w:spacing w:before="120" w:after="120" w:line="288" w:lineRule="auto"/>
+        <w:ind w:left="0"/>
+        <w:jc w:val="left"/>
+        <w:rPr>
+          <w:rFonts w:hint="eastAsia"/>
+          <w:color w:val="000000" w:themeColor="text1"/>
+          <w:lang w:val="en-US" w:eastAsia="zh-CN"/>
+          <w14:textFill>
+            <w14:solidFill>
+              <w14:schemeClr w14:val="tx1"/>
+            </w14:solidFill>
+          </w14:textFill>
+        </w:rPr>
+      </w:pPr>
+      <w:r>
+        <w:rPr>
+          <w:rFonts w:hint="eastAsia"/>
+          <w:color w:val="000000" w:themeColor="text1"/>
+          <w:lang w:val="en-US" w:eastAsia="zh-CN"/>
+          <w14:textFill>
+            <w14:solidFill>
+              <w14:schemeClr w14:val="tx1"/>
+            </w14:solidFill>
+          </w14:textFill>
+        </w:rPr>
+        <w:t>3、纯粹粗暴改MAX，牺牲亮度换不频闪</w:t>
+      </w:r>
+    </w:p>
+    <w:p>
+      <w:pPr>
+        <w:spacing w:before="120" w:after="120" w:line="288" w:lineRule="auto"/>
+        <w:ind w:left="0"/>
+        <w:jc w:val="left"/>
+        <w:rPr>
+          <w:rFonts w:hint="eastAsia"/>
+          <w:color w:val="FF0000"/>
+          <w:lang w:val="en-US" w:eastAsia="zh-CN"/>
+        </w:rPr>
+      </w:pPr>
+      <w:r>
+        <w:rPr>
+          <w:rFonts w:hint="eastAsia"/>
+          <w:color w:val="FF0000"/>
+          <w:lang w:val="en-US" w:eastAsia="zh-CN"/>
+        </w:rPr>
+        <w:t>2、MAX保持180不变 + 删除 i=180  + 映射乘法改为 ×179 </w:t>
+      </w:r>
+    </w:p>
+    <w:p>
+      <w:pPr>
+        <w:spacing w:before="120" w:after="120" w:line="288" w:lineRule="auto"/>
+        <w:ind w:left="0"/>
+        <w:jc w:val="left"/>
+        <w:rPr>
+          <w:rFonts w:hint="eastAsia"/>
+          <w:color w:val="000000" w:themeColor="text1"/>
+          <w:lang w:val="en-US" w:eastAsia="zh-CN"/>
+          <w14:textFill>
+            <w14:solidFill>
+              <w14:schemeClr w14:val="tx1"/>
+            </w14:solidFill>
+          </w14:textFill>
+        </w:rPr>
+      </w:pPr>
+      <w:r>
+        <w:rPr>
+          <w:rFonts w:hint="eastAsia"/>
+          <w:color w:val="000000" w:themeColor="text1"/>
+          <w:lang w:val="en-US" w:eastAsia="zh-CN"/>
+          <w14:textFill>
+            <w14:solidFill>
+              <w14:schemeClr w14:val="tx1"/>
+            </w14:solidFill>
+          </w14:textFill>
+        </w:rPr>
+        <w:t>优点</w:t>
+      </w:r>
+    </w:p>
+    <w:p>
+      <w:pPr>
+        <w:spacing w:before="120" w:after="120" w:line="288" w:lineRule="auto"/>
+        <w:ind w:left="0"/>
+        <w:jc w:val="left"/>
+        <w:rPr>
+          <w:rFonts w:hint="eastAsia"/>
+          <w:color w:val="000000" w:themeColor="text1"/>
+          <w:lang w:val="en-US" w:eastAsia="zh-CN"/>
+          <w14:textFill>
+            <w14:solidFill>
+              <w14:schemeClr w14:val="tx1"/>
+            </w14:solidFill>
+          </w14:textFill>
+        </w:rPr>
+      </w:pPr>
+      <w:r>
+        <w:rPr>
+          <w:rFonts w:hint="eastAsia"/>
+          <w:color w:val="000000" w:themeColor="text1"/>
+          <w:lang w:val="en-US" w:eastAsia="zh-CN"/>
+          <w14:textFill>
+            <w14:solidFill>
+              <w14:schemeClr w14:val="tx1"/>
+            </w14:solidFill>
+          </w14:textFill>
+        </w:rPr>
+        <w:t>1、亮度全程不变、不改速度不改动画</w:t>
+      </w:r>
+    </w:p>
+    <w:p>
+      <w:pPr>
+        <w:spacing w:before="120" w:after="120" w:line="288" w:lineRule="auto"/>
+        <w:ind w:left="0"/>
+        <w:jc w:val="left"/>
+        <w:rPr>
+          <w:rFonts w:hint="eastAsia"/>
+          <w:color w:val="000000" w:themeColor="text1"/>
+          <w:lang w:val="en-US" w:eastAsia="zh-CN"/>
+          <w14:textFill>
+            <w14:solidFill>
+              <w14:schemeClr w14:val="tx1"/>
+            </w14:solidFill>
+          </w14:textFill>
+        </w:rPr>
+      </w:pPr>
+      <w:r>
+        <w:rPr>
+          <w:rFonts w:hint="eastAsia"/>
+          <w:color w:val="000000" w:themeColor="text1"/>
+          <w:lang w:val="en-US" w:eastAsia="zh-CN"/>
+          <w14:textFill>
+            <w14:solidFill>
+              <w14:schemeClr w14:val="tx1"/>
+            </w14:solidFill>
+          </w14:textFill>
+        </w:rPr>
+        <w:t>2、瞬间破坏三重180完美重合，根源根治频闪</w:t>
+      </w:r>
+    </w:p>
+    <w:p>
+      <w:pPr>
+        <w:spacing w:before="120" w:after="120" w:line="288" w:lineRule="auto"/>
+        <w:ind w:left="0"/>
+        <w:jc w:val="left"/>
+        <w:rPr>
+          <w:rFonts w:hint="eastAsia"/>
+          <w:color w:val="000000" w:themeColor="text1"/>
+          <w:lang w:val="en-US" w:eastAsia="zh-CN"/>
+          <w14:textFill>
+            <w14:solidFill>
+              <w14:schemeClr w14:val="tx1"/>
+            </w14:solidFill>
+          </w14:textFill>
+        </w:rPr>
+      </w:pPr>
+      <w:r>
+        <w:rPr>
+          <w:rFonts w:hint="eastAsia"/>
+          <w:color w:val="000000" w:themeColor="text1"/>
+          <w:lang w:val="en-US" w:eastAsia="zh-CN"/>
+          <w14:textFill>
+            <w14:solidFill>
+              <w14:schemeClr w14:val="tx1"/>
+            </w14:solidFill>
+          </w14:textFill>
+        </w:rPr>
+        <w:t>3、全程顺滑无骤停、无边界bug</w:t>
+      </w:r>
+    </w:p>
+    <w:p>
+      <w:pPr>
+        <w:spacing w:before="120" w:after="120" w:line="288" w:lineRule="auto"/>
+        <w:ind w:left="0"/>
+        <w:jc w:val="left"/>
+        <w:rPr>
+          <w:rFonts w:hint="eastAsia"/>
+          <w:color w:val="000000" w:themeColor="text1"/>
+          <w:lang w:val="en-US" w:eastAsia="zh-CN"/>
+          <w14:textFill>
+            <w14:solidFill>
+              <w14:schemeClr w14:val="tx1"/>
+            </w14:solidFill>
+          </w14:textFill>
+        </w:rPr>
+      </w:pPr>
+      <w:r>
+        <w:rPr>
+          <w:rFonts w:hint="eastAsia"/>
+          <w:color w:val="000000" w:themeColor="text1"/>
+          <w:lang w:val="en-US" w:eastAsia="zh-CN"/>
+          <w14:textFill>
+            <w14:solidFill>
+              <w14:schemeClr w14:val="tx1"/>
+            </w14:solidFill>
+          </w14:textFill>
+        </w:rPr>
+        <w:t>4、永不复发、毕设颜值最高、无副作用</w:t>
+      </w:r>
+    </w:p>
+    <w:p>
+      <w:pPr>
+        <w:spacing w:before="120" w:after="120" w:line="288" w:lineRule="auto"/>
+        <w:ind w:left="0"/>
+        <w:jc w:val="left"/>
+        <w:rPr>
+          <w:rFonts w:hint="eastAsia"/>
+          <w:color w:val="000000" w:themeColor="text1"/>
+          <w:lang w:val="en-US" w:eastAsia="zh-CN"/>
+          <w14:textFill>
+            <w14:solidFill>
+              <w14:schemeClr w14:val="tx1"/>
+            </w14:solidFill>
+          </w14:textFill>
+        </w:rPr>
+      </w:pPr>
+      <w:r>
+        <w:rPr>
+          <w:rFonts w:hint="eastAsia"/>
+          <w:color w:val="000000" w:themeColor="text1"/>
+          <w:lang w:val="en-US" w:eastAsia="zh-CN"/>
+          <w14:textFill>
+            <w14:solidFill>
+              <w14:schemeClr w14:val="tx1"/>
+            </w14:solidFill>
+          </w14:textFill>
+        </w:rPr>
+        <w:t xml:space="preserve"> 缺点</w:t>
+      </w:r>
+    </w:p>
+    <w:p>
+      <w:pPr>
+        <w:spacing w:before="120" w:after="120" w:line="288" w:lineRule="auto"/>
+        <w:ind w:left="0"/>
+        <w:jc w:val="left"/>
+        <w:rPr>
+          <w:rFonts w:hint="eastAsia"/>
+          <w:color w:val="000000" w:themeColor="text1"/>
+          <w:lang w:val="en-US" w:eastAsia="zh-CN"/>
+          <w14:textFill>
+            <w14:solidFill>
+              <w14:schemeClr w14:val="tx1"/>
+            </w14:solidFill>
+          </w14:textFill>
+        </w:rPr>
+      </w:pPr>
+      <w:r>
+        <w:rPr>
+          <w:rFonts w:hint="eastAsia"/>
+          <w:color w:val="000000" w:themeColor="text1"/>
+          <w:lang w:val="en-US" w:eastAsia="zh-CN"/>
+          <w14:textFill>
+            <w14:solidFill>
+              <w14:schemeClr w14:val="tx1"/>
+            </w14:solidFill>
+          </w14:textFill>
+        </w:rPr>
+        <w:t>几乎没有，行业标准最优治本方案</w:t>
+      </w:r>
+    </w:p>
+    <w:p>
+      <w:pPr>
+        <w:spacing w:before="120" w:after="120" w:line="288" w:lineRule="auto"/>
+        <w:ind w:left="0"/>
+        <w:jc w:val="left"/>
+        <w:rPr>
+          <w:rFonts w:hint="default"/>
+          <w:color w:val="FF0000"/>
+          <w:lang w:val="en-US" w:eastAsia="zh-CN"/>
+        </w:rPr>
+      </w:pPr>
+      <w:r>
+        <w:rPr>
+          <w:rFonts w:hint="default"/>
+          <w:color w:val="FF0000"/>
+          <w:lang w:val="en-US" w:eastAsia="zh-CN"/>
+        </w:rPr>
+        <w:t>一句终极背诵总结</w:t>
+      </w:r>
+    </w:p>
+    <w:p>
+      <w:pPr>
+        <w:spacing w:before="120" w:after="120" w:line="288" w:lineRule="auto"/>
+        <w:ind w:left="0"/>
+        <w:jc w:val="left"/>
+        <w:rPr>
+          <w:rFonts w:hint="default"/>
+          <w:color w:val="FF0000"/>
+          <w:lang w:val="en-US" w:eastAsia="zh-CN"/>
+        </w:rPr>
+      </w:pPr>
+      <w:r>
+        <w:rPr>
+          <w:rFonts w:hint="default"/>
+          <w:color w:val="FF0000"/>
+          <w:lang w:val="en-US" w:eastAsia="zh-CN"/>
+        </w:rPr>
+        <w:t xml:space="preserve"> 1、频闪根源：三数全部180重合 + 顶点同帧锁死+换向+变色+刷屏多重突变挤压</w:t>
+      </w:r>
+    </w:p>
+    <w:p>
+      <w:pPr>
+        <w:spacing w:before="120" w:after="120" w:line="288" w:lineRule="auto"/>
+        <w:ind w:left="0"/>
+        <w:jc w:val="left"/>
+        <w:rPr>
+          <w:rFonts w:hint="default"/>
+          <w:color w:val="FF0000"/>
+          <w:lang w:val="en-US" w:eastAsia="zh-CN"/>
+        </w:rPr>
+      </w:pPr>
+      <w:r>
+        <w:rPr>
+          <w:rFonts w:hint="default"/>
+          <w:color w:val="FF0000"/>
+          <w:lang w:val="en-US" w:eastAsia="zh-CN"/>
+        </w:rPr>
+        <w:t>2、删i=180：减轻频闪不治根</w:t>
+      </w:r>
+    </w:p>
+    <w:p>
+      <w:pPr>
+        <w:spacing w:before="120" w:after="120" w:line="288" w:lineRule="auto"/>
+        <w:ind w:left="0"/>
+        <w:jc w:val="left"/>
+        <w:rPr>
+          <w:rFonts w:hint="default"/>
+          <w:color w:val="FF0000"/>
+          <w:lang w:val="en-US" w:eastAsia="zh-CN"/>
+        </w:rPr>
+      </w:pPr>
+      <w:r>
+        <w:rPr>
+          <w:rFonts w:hint="default"/>
+          <w:color w:val="FF0000"/>
+          <w:lang w:val="en-US" w:eastAsia="zh-CN"/>
+        </w:rPr>
+        <w:t>3、改判断算式：临时躲开不稳定</w:t>
+      </w:r>
+    </w:p>
+    <w:p>
+      <w:pPr>
+        <w:spacing w:before="120" w:after="120" w:line="288" w:lineRule="auto"/>
+        <w:ind w:left="0"/>
+        <w:jc w:val="left"/>
+        <w:rPr>
+          <w:rFonts w:hint="default"/>
+          <w:color w:val="FF0000"/>
+          <w:lang w:val="en-US" w:eastAsia="zh-CN"/>
+        </w:rPr>
+      </w:pPr>
+      <w:r>
+        <w:rPr>
+          <w:rFonts w:hint="default"/>
+          <w:color w:val="FF0000"/>
+          <w:lang w:val="en-US" w:eastAsia="zh-CN"/>
+        </w:rPr>
+        <w:t>4、改MAX=255：永久不闪但灯变暗</w:t>
+      </w:r>
+    </w:p>
+    <w:p>
+      <w:pPr>
+        <w:spacing w:before="120" w:after="120" w:line="288" w:lineRule="auto"/>
+        <w:ind w:left="0"/>
+        <w:jc w:val="left"/>
+        <w:rPr>
+          <w:rFonts w:hint="default"/>
+          <w:color w:val="FF0000"/>
+          <w:lang w:val="en-US" w:eastAsia="zh-CN"/>
+        </w:rPr>
+      </w:pPr>
+      <w:r>
+        <w:rPr>
+          <w:rFonts w:hint="default"/>
+          <w:color w:val="FF0000"/>
+          <w:lang w:val="en-US" w:eastAsia="zh-CN"/>
+        </w:rPr>
+        <w:t>5、改乘法179：亮度无损、永久零频闪、最强治本首选</w:t>
+      </w:r>
+    </w:p>
+    <w:p>
+      <w:pPr>
+        <w:spacing w:before="120" w:after="120" w:line="288" w:lineRule="auto"/>
+        <w:ind w:left="0"/>
+        <w:jc w:val="left"/>
+        <w:rPr>
+          <w:rFonts w:hint="default"/>
+          <w:color w:val="000000" w:themeColor="text1"/>
+          <w:lang w:val="en-US" w:eastAsia="zh-CN"/>
+          <w14:textFill>
+            <w14:solidFill>
+              <w14:schemeClr w14:val="tx1"/>
+            </w14:solidFill>
+          </w14:textFill>
+        </w:rPr>
+      </w:pPr>
+      <w:r>
+        <w:rPr>
+          <w:rFonts w:hint="default"/>
+          <w:color w:val="000000" w:themeColor="text1"/>
+          <w:lang w:val="en-US" w:eastAsia="zh-CN"/>
+          <w14:textFill>
+            <w14:solidFill>
+              <w14:schemeClr w14:val="tx1"/>
+            </w14:solidFill>
+          </w14:textFill>
+        </w:rPr>
+        <w:t>###迭代亮点总结（写进论文）</w:t>
+      </w:r>
+      <w:bookmarkStart w:id="11" w:name="_GoBack"/>
+      <w:bookmarkEnd w:id="11"/>
+    </w:p>
+    <w:p>
+      <w:pPr>
+        <w:spacing w:before="120" w:after="120" w:line="288" w:lineRule="auto"/>
+        <w:ind w:left="0"/>
+        <w:jc w:val="left"/>
+        <w:rPr>
+          <w:rFonts w:hint="default"/>
+          <w:color w:val="000000" w:themeColor="text1"/>
+          <w:lang w:val="en-US" w:eastAsia="zh-CN"/>
+          <w14:textFill>
+            <w14:solidFill>
+              <w14:schemeClr w14:val="tx1"/>
+            </w14:solidFill>
+          </w14:textFill>
+        </w:rPr>
+      </w:pPr>
+      <w:r>
+        <w:rPr>
+          <w:rFonts w:hint="default"/>
+          <w:color w:val="000000" w:themeColor="text1"/>
+          <w:lang w:val="en-US" w:eastAsia="zh-CN"/>
+          <w14:textFill>
+            <w14:solidFill>
+              <w14:schemeClr w14:val="tx1"/>
+            </w14:solidFill>
+          </w14:textFill>
+        </w:rPr>
+        <w:t xml:space="preserve"> </w:t>
+      </w:r>
+    </w:p>
+    <w:p>
+      <w:pPr>
+        <w:spacing w:before="120" w:after="120" w:line="288" w:lineRule="auto"/>
+        <w:ind w:left="0"/>
+        <w:jc w:val="left"/>
+        <w:rPr>
+          <w:rFonts w:hint="default"/>
+          <w:color w:val="000000" w:themeColor="text1"/>
+          <w:lang w:val="en-US" w:eastAsia="zh-CN"/>
+          <w14:textFill>
+            <w14:solidFill>
+              <w14:schemeClr w14:val="tx1"/>
+            </w14:solidFill>
+          </w14:textFill>
+        </w:rPr>
+      </w:pPr>
+      <w:r>
+        <w:rPr>
+          <w:rFonts w:hint="default"/>
+          <w:color w:val="000000" w:themeColor="text1"/>
+          <w:lang w:val="en-US" w:eastAsia="zh-CN"/>
+          <w14:textFill>
+            <w14:solidFill>
+              <w14:schemeClr w14:val="tx1"/>
+            </w14:solidFill>
+          </w14:textFill>
+        </w:rPr>
+        <w:t>1. 修复灯珠硬件收尾清零逻辑漏洞，彻底解决常驻常亮故障</w:t>
+      </w:r>
+    </w:p>
+    <w:p>
+      <w:pPr>
+        <w:spacing w:before="120" w:after="120" w:line="288" w:lineRule="auto"/>
+        <w:ind w:left="0"/>
+        <w:jc w:val="left"/>
+        <w:rPr>
+          <w:rFonts w:hint="default"/>
+          <w:color w:val="000000" w:themeColor="text1"/>
+          <w:lang w:val="en-US" w:eastAsia="zh-CN"/>
+          <w14:textFill>
+            <w14:solidFill>
+              <w14:schemeClr w14:val="tx1"/>
+            </w14:solidFill>
+          </w14:textFill>
+        </w:rPr>
+      </w:pPr>
+      <w:r>
+        <w:rPr>
+          <w:rFonts w:hint="default"/>
+          <w:color w:val="000000" w:themeColor="text1"/>
+          <w:lang w:val="en-US" w:eastAsia="zh-CN"/>
+          <w14:textFill>
+            <w14:solidFill>
+              <w14:schemeClr w14:val="tx1"/>
+            </w14:solidFill>
+          </w14:textFill>
+        </w:rPr>
+        <w:t>2.完善模式切换全局色彩缓冲区清空机制，杜绝颜色拖影残留</w:t>
+      </w:r>
+    </w:p>
+    <w:p>
+      <w:pPr>
+        <w:spacing w:before="120" w:after="120" w:line="288" w:lineRule="auto"/>
+        <w:ind w:left="0"/>
+        <w:jc w:val="left"/>
+        <w:rPr>
+          <w:rFonts w:hint="default"/>
+          <w:color w:val="000000" w:themeColor="text1"/>
+          <w:lang w:val="en-US" w:eastAsia="zh-CN"/>
+          <w14:textFill>
+            <w14:solidFill>
+              <w14:schemeClr w14:val="tx1"/>
+            </w14:solidFill>
+          </w14:textFill>
+        </w:rPr>
+      </w:pPr>
+      <w:r>
+        <w:rPr>
+          <w:rFonts w:hint="default"/>
+          <w:color w:val="000000" w:themeColor="text1"/>
+          <w:lang w:val="en-US" w:eastAsia="zh-CN"/>
+          <w14:textFill>
+            <w14:solidFill>
+              <w14:schemeClr w14:val="tx1"/>
+            </w14:solidFill>
+          </w14:textFill>
+        </w:rPr>
+        <w:t>3.优化PWM渐变临界边界算法，抑制峰值亮度频率叠加造成肉眼频闪</w:t>
+      </w:r>
+    </w:p>
+    <w:p>
+      <w:pPr>
+        <w:spacing w:before="120" w:after="120" w:line="288" w:lineRule="auto"/>
+        <w:ind w:left="0"/>
+        <w:jc w:val="left"/>
+        <w:rPr>
+          <w:rFonts w:hint="default"/>
+          <w:color w:val="000000" w:themeColor="text1"/>
+          <w:lang w:val="en-US" w:eastAsia="zh-CN"/>
+          <w14:textFill>
+            <w14:solidFill>
+              <w14:schemeClr w14:val="tx1"/>
+            </w14:solidFill>
+          </w14:textFill>
+        </w:rPr>
+      </w:pPr>
+      <w:r>
+        <w:rPr>
+          <w:rFonts w:hint="default"/>
+          <w:color w:val="000000" w:themeColor="text1"/>
+          <w:lang w:val="en-US" w:eastAsia="zh-CN"/>
+          <w14:textFill>
+            <w14:solidFill>
+              <w14:schemeClr w14:val="tx1"/>
+            </w14:solidFill>
+          </w14:textFill>
+        </w:rPr>
+        <w:t>4.全程属于深度底层时序调试优化，开发闭环完整、自查自改问题，纯自主嵌入式调试能力体现</w:t>
       </w:r>
     </w:p>
     <w:p>
